--- a/Evidence/[Validation] PWA service worker when the start page is reached through a redirect.docx
+++ b/Evidence/[Validation] PWA service worker when the start page is reached through a redirect.docx
@@ -29,7 +29,7 @@
       <w:r>
         <w:t xml:space="preserve"> </w:t>
       </w:r>
-      <w:hyperlink w:history="1" r:id="rId5">
+      <w:hyperlink r:id="rId8" w:history="1">
         <w:r>
           <w:rPr>
             <w:rStyle w:val="Hyperlink"/>
@@ -44,7 +44,15 @@
           <w:b/>
           <w:bCs/>
         </w:rPr>
-        <w:t>Build tested:</w:t>
+        <w:t>Build tested</w:t>
+      </w:r>
+      <w:proofErr w:type="gramStart"/>
+      <w:r>
+        <w:rPr>
+          <w:b/>
+          <w:bCs/>
+        </w:rPr>
+        <w:t>:</w:t>
       </w:r>
       <w:r>
         <w:t xml:space="preserve"> </w:t>
@@ -53,7 +61,11 @@
         <w:tab/>
       </w:r>
       <w:r>
-        <w:t>11.0.100-preview.7.26381.103</w:t>
+        <w:t>11.0</w:t>
+      </w:r>
+      <w:proofErr w:type="gramEnd"/>
+      <w:r>
+        <w:t>.100-preview.7.26381.103</w:t>
       </w:r>
     </w:p>
     <w:p>
@@ -65,8 +77,13 @@
         <w:t>Configuration tested:</w:t>
       </w:r>
       <w:r>
-        <w:t xml:space="preserve"> Standalone WebAssembly</w:t>
+        <w:t xml:space="preserve"> Standalone </w:t>
       </w:r>
+      <w:proofErr w:type="spellStart"/>
+      <w:r>
+        <w:t>WebAssembly</w:t>
+      </w:r>
+      <w:proofErr w:type="spellEnd"/>
     </w:p>
     <w:p>
       <w:r>
@@ -97,7 +114,7 @@
       <w:r>
         <w:t xml:space="preserve"> (</w:t>
       </w:r>
-      <w:hyperlink w:history="1" r:id="rId6">
+      <w:hyperlink r:id="rId9" w:history="1">
         <w:r>
           <w:rPr>
             <w:rStyle w:val="Hyperlink"/>
@@ -112,38 +129,43 @@
     <w:p>
       <w:r>
         <w:rPr>
-          <w:b w:val="1"/>
-          <w:bCs w:val="1"/>
+          <w:b/>
+          <w:bCs/>
         </w:rPr>
         <w:t>Sample application</w:t>
       </w:r>
       <w:r>
-        <w:rPr/>
         <w:t>:</w:t>
       </w:r>
       <w:r>
-        <w:rPr/>
         <w:t xml:space="preserve"> </w:t>
       </w:r>
-      <w:hyperlink r:id="R60741491974f46ba">
+      <w:hyperlink r:id="rId10">
         <w:r>
           <w:rPr>
             <w:rStyle w:val="Hyperlink"/>
           </w:rPr>
-          <w:t>NET11/PwaRedirectTest</w:t>
+          <w:t>NET11/</w:t>
         </w:r>
+        <w:proofErr w:type="spellStart"/>
+        <w:r>
+          <w:rPr>
+            <w:rStyle w:val="Hyperlink"/>
+          </w:rPr>
+          <w:t>PwaRedirectTest</w:t>
+        </w:r>
+        <w:proofErr w:type="spellEnd"/>
       </w:hyperlink>
     </w:p>
     <w:p>
       <w:r>
         <w:rPr>
-          <w:b w:val="1"/>
-          <w:bCs w:val="1"/>
+          <w:b/>
+          <w:bCs/>
         </w:rPr>
         <w:t>Outcome:</w:t>
       </w:r>
       <w:r>
-        <w:rPr/>
         <w:t xml:space="preserve"> Working fine.</w:t>
       </w:r>
     </w:p>
@@ -158,32 +180,24 @@
     </w:p>
     <w:p>
       <w:pPr>
-        <w:pStyle w:val="Normal"/>
         <w:rPr>
-          <w:rFonts w:ascii="Aptos" w:hAnsi="Aptos" w:eastAsia="Aptos" w:cs="Aptos"/>
-          <w:noProof w:val="0"/>
-          <w:sz w:val="24"/>
-          <w:szCs w:val="24"/>
-          <w:lang w:val="en-US"/>
+          <w:rFonts w:ascii="Aptos" w:eastAsia="Aptos" w:hAnsi="Aptos" w:cs="Aptos"/>
         </w:rPr>
       </w:pPr>
       <w:r>
         <w:rPr>
-          <w:b w:val="1"/>
-          <w:bCs w:val="1"/>
+          <w:b/>
+          <w:bCs/>
         </w:rPr>
         <w:t>Published output:</w:t>
       </w:r>
       <w:r>
-        <w:rPr/>
         <w:t xml:space="preserve">  </w:t>
       </w:r>
-      <w:hyperlink r:id="R3a4e8a2caf2a4df4">
+      <w:hyperlink r:id="rId11">
         <w:r>
           <w:rPr>
             <w:rStyle w:val="Hyperlink"/>
-            <w:noProof w:val="0"/>
-            <w:lang w:val="en-US"/>
           </w:rPr>
           <w:t>Published output files.zip</w:t>
         </w:r>
@@ -192,36 +206,27 @@
     <w:p>
       <w:r>
         <w:rPr>
-          <w:b w:val="1"/>
-          <w:bCs w:val="1"/>
+          <w:b/>
+          <w:bCs/>
         </w:rPr>
         <w:t>An existing .NET 10 app upgraded to .NET 11:</w:t>
       </w:r>
       <w:r>
         <w:rPr>
-          <w:b w:val="1"/>
-          <w:bCs w:val="1"/>
+          <w:b/>
+          <w:bCs/>
         </w:rPr>
         <w:t xml:space="preserve"> </w:t>
       </w:r>
     </w:p>
     <w:p>
-      <w:pPr>
-        <w:pStyle w:val="Normal"/>
-      </w:pPr>
       <w:r>
-        <w:rPr>
-          <w:b w:val="0"/>
-          <w:bCs w:val="0"/>
-        </w:rPr>
         <w:t xml:space="preserve">Demo: </w:t>
       </w:r>
-      <w:hyperlink r:id="R94ccfb79654442ec">
+      <w:hyperlink r:id="rId12">
         <w:r>
           <w:rPr>
             <w:rStyle w:val="Hyperlink"/>
-            <w:noProof w:val="0"/>
-            <w:lang w:val="en-US"/>
           </w:rPr>
           <w:t>Upgrading NET 10 application to NET 11.zip</w:t>
         </w:r>
@@ -243,10 +248,10 @@
         <w:tblLook w:val="04A0" w:firstRow="1" w:lastRow="0" w:firstColumn="1" w:lastColumn="0" w:noHBand="0" w:noVBand="1"/>
       </w:tblPr>
       <w:tblGrid>
-        <w:gridCol w:w="566"/>
-        <w:gridCol w:w="2467"/>
-        <w:gridCol w:w="683"/>
-        <w:gridCol w:w="5634"/>
+        <w:gridCol w:w="742"/>
+        <w:gridCol w:w="3595"/>
+        <w:gridCol w:w="917"/>
+        <w:gridCol w:w="4096"/>
       </w:tblGrid>
       <w:tr>
         <w:tc>
@@ -260,6 +265,8 @@
                 <w:bCs/>
               </w:rPr>
             </w:pPr>
+            <w:proofErr w:type="spellStart"/>
+            <w:proofErr w:type="gramStart"/>
             <w:r>
               <w:rPr>
                 <w:b/>
@@ -267,6 +274,8 @@
               </w:rPr>
               <w:t>S.No</w:t>
             </w:r>
+            <w:proofErr w:type="spellEnd"/>
+            <w:proofErr w:type="gramEnd"/>
           </w:p>
         </w:tc>
         <w:tc>
@@ -347,13 +356,115 @@
           </w:tcPr>
           <w:p>
             <w:r>
-              <w:t xml:space="preserve">curl -I http://localhost:8080/index.html returns 301 with Location: /, confirming the setup actually reproduces </w:t>
-            </w:r>
-            <w:r>
-              <w:lastRenderedPageBreak/>
-              <w:t>the redirecting host. Without this the rest proves nothing.</w:t>
+              <w:t xml:space="preserve">curl -I http://localhost:8080/index.html returns 301 with Location: /, confirming the setup </w:t>
+            </w:r>
+            <w:proofErr w:type="gramStart"/>
+            <w:r>
+              <w:t>actually reproduces</w:t>
+            </w:r>
+            <w:proofErr w:type="gramEnd"/>
+            <w:r>
+              <w:t xml:space="preserve"> the redirecting host. Without this the rest proves nothing.</w:t>
             </w:r>
           </w:p>
+        </w:tc>
+        <w:tc>
+          <w:tcPr>
+            <w:tcW w:w="683" w:type="dxa"/>
+          </w:tcPr>
+          <w:p>
+            <w:r>
+              <w:t>pass</w:t>
+            </w:r>
+          </w:p>
+        </w:tc>
+        <w:tc>
+          <w:tcPr>
+            <w:tcW w:w="5634" w:type="dxa"/>
+          </w:tcPr>
+          <w:p>
+            <w:hyperlink r:id="rId13" w:history="1">
+              <w:proofErr w:type="spellStart"/>
+              <w:r>
+                <w:rPr>
+                  <w:rStyle w:val="Hyperlink"/>
+                </w:rPr>
+                <w:t>blazor</w:t>
+              </w:r>
+              <w:proofErr w:type="spellEnd"/>
+              <w:r>
+                <w:rPr>
+                  <w:rStyle w:val="Hyperlink"/>
+                </w:rPr>
+                <w:t>-</w:t>
+              </w:r>
+              <w:proofErr w:type="spellStart"/>
+              <w:r>
+                <w:rPr>
+                  <w:rStyle w:val="Hyperlink"/>
+                </w:rPr>
+                <w:t>pwa</w:t>
+              </w:r>
+              <w:proofErr w:type="spellEnd"/>
+              <w:r>
+                <w:rPr>
+                  <w:rStyle w:val="Hyperlink"/>
+                </w:rPr>
+                <w:t>-redirect-validation/Evidence/Curl return 301.png at main · karmegams02/</w:t>
+              </w:r>
+              <w:proofErr w:type="spellStart"/>
+              <w:r>
+                <w:rPr>
+                  <w:rStyle w:val="Hyperlink"/>
+                </w:rPr>
+                <w:t>blazor</w:t>
+              </w:r>
+              <w:proofErr w:type="spellEnd"/>
+              <w:r>
+                <w:rPr>
+                  <w:rStyle w:val="Hyperlink"/>
+                </w:rPr>
+                <w:t>-</w:t>
+              </w:r>
+              <w:proofErr w:type="spellStart"/>
+              <w:r>
+                <w:rPr>
+                  <w:rStyle w:val="Hyperlink"/>
+                </w:rPr>
+                <w:t>pwa</w:t>
+              </w:r>
+              <w:proofErr w:type="spellEnd"/>
+              <w:r>
+                <w:rPr>
+                  <w:rStyle w:val="Hyperlink"/>
+                </w:rPr>
+                <w:t>-redirect-validation · GitHub</w:t>
+              </w:r>
+            </w:hyperlink>
+          </w:p>
+        </w:tc>
+      </w:tr>
+      <w:tr>
+        <w:tc>
+          <w:tcPr>
+            <w:tcW w:w="566" w:type="dxa"/>
+          </w:tcPr>
+          <w:p>
+            <w:r>
+              <w:t>2</w:t>
+            </w:r>
+          </w:p>
+        </w:tc>
+        <w:tc>
+          <w:tcPr>
+            <w:tcW w:w="2467" w:type="dxa"/>
+          </w:tcPr>
+          <w:p>
+            <w:r>
+              <w:t>Reloading the app while online serves the app, not the browser's error page.</w:t>
+            </w:r>
+          </w:p>
+          <w:p/>
         </w:tc>
         <w:tc>
           <w:tcPr>
@@ -371,12 +482,69 @@
             <w:tcW w:w="5634" w:type="dxa"/>
           </w:tcPr>
           <w:p>
-            <w:hyperlink w:history="1" r:id="rId10">
-              <w:r>
-                <w:rPr>
-                  <w:rStyle w:val="Hyperlink"/>
-                </w:rPr>
-                <w:t>blazor-pwa-redirect-validation/Evidence/Curl return 301.png at main · karmegams02/blazor-pwa-redirect-validation · GitHub</w:t>
+            <w:hyperlink r:id="rId14" w:history="1">
+              <w:proofErr w:type="spellStart"/>
+              <w:r>
+                <w:rPr>
+                  <w:rStyle w:val="Hyperlink"/>
+                </w:rPr>
+                <w:t>blazor</w:t>
+              </w:r>
+              <w:proofErr w:type="spellEnd"/>
+              <w:r>
+                <w:rPr>
+                  <w:rStyle w:val="Hyperlink"/>
+                </w:rPr>
+                <w:t>-</w:t>
+              </w:r>
+              <w:proofErr w:type="spellStart"/>
+              <w:r>
+                <w:rPr>
+                  <w:rStyle w:val="Hyperlink"/>
+                </w:rPr>
+                <w:t>pwa</w:t>
+              </w:r>
+              <w:proofErr w:type="spellEnd"/>
+              <w:r>
+                <w:rPr>
+                  <w:rStyle w:val="Hyperlink"/>
+                </w:rPr>
+                <w:t xml:space="preserve">-redirect-validation/Evidence/Online reload serves.png at main · </w:t>
+              </w:r>
+              <w:r>
+                <w:rPr>
+                  <w:rStyle w:val="Hyperlink"/>
+                </w:rPr>
+                <w:lastRenderedPageBreak/>
+                <w:t>karmegams02/</w:t>
+              </w:r>
+              <w:proofErr w:type="spellStart"/>
+              <w:r>
+                <w:rPr>
+                  <w:rStyle w:val="Hyperlink"/>
+                </w:rPr>
+                <w:t>blazor</w:t>
+              </w:r>
+              <w:proofErr w:type="spellEnd"/>
+              <w:r>
+                <w:rPr>
+                  <w:rStyle w:val="Hyperlink"/>
+                </w:rPr>
+                <w:t>-</w:t>
+              </w:r>
+              <w:proofErr w:type="spellStart"/>
+              <w:r>
+                <w:rPr>
+                  <w:rStyle w:val="Hyperlink"/>
+                </w:rPr>
+                <w:t>pwa</w:t>
+              </w:r>
+              <w:proofErr w:type="spellEnd"/>
+              <w:r>
+                <w:rPr>
+                  <w:rStyle w:val="Hyperlink"/>
+                </w:rPr>
+                <w:t>-redirect-validation · GitHub</w:t>
               </w:r>
             </w:hyperlink>
           </w:p>
@@ -389,7 +557,8 @@
           </w:tcPr>
           <w:p>
             <w:r>
-              <w:t>2</w:t>
+              <w:lastRenderedPageBreak/>
+              <w:t>3</w:t>
             </w:r>
           </w:p>
         </w:tc>
@@ -399,7 +568,15 @@
           </w:tcPr>
           <w:p>
             <w:r>
-              <w:t>Reloading the app while online serves the app, not the browser's error page.</w:t>
+              <w:t>No console message about a redirected response being used for a request whose redirect mode is not </w:t>
+            </w:r>
+            <w:proofErr w:type="gramStart"/>
+            <w:r>
+              <w:t>follow</w:t>
+            </w:r>
+            <w:proofErr w:type="gramEnd"/>
+            <w:r>
+              <w:t>.</w:t>
             </w:r>
           </w:p>
           <w:p/>
@@ -408,23 +585,81 @@
           <w:tcPr>
             <w:tcW w:w="683" w:type="dxa"/>
           </w:tcPr>
+          <w:p/>
+        </w:tc>
+        <w:tc>
+          <w:tcPr>
+            <w:tcW w:w="5634" w:type="dxa"/>
+          </w:tcPr>
           <w:p>
-            <w:r>
-              <w:t>pass</w:t>
-            </w:r>
-          </w:p>
-        </w:tc>
-        <w:tc>
-          <w:tcPr>
-            <w:tcW w:w="5634" w:type="dxa"/>
-          </w:tcPr>
-          <w:p>
-            <w:hyperlink w:history="1" r:id="rId11">
-              <w:r>
-                <w:rPr>
-                  <w:rStyle w:val="Hyperlink"/>
-                </w:rPr>
-                <w:t>blazor-pwa-redirect-validation/Evidence/Online reload serves.png at main · karmegams02/blazor-pwa-redirect-validation · GitHub</w:t>
+            <w:hyperlink r:id="rId15" w:history="1">
+              <w:proofErr w:type="spellStart"/>
+              <w:r>
+                <w:rPr>
+                  <w:rStyle w:val="Hyperlink"/>
+                </w:rPr>
+                <w:t>blazor</w:t>
+              </w:r>
+              <w:proofErr w:type="spellEnd"/>
+              <w:r>
+                <w:rPr>
+                  <w:rStyle w:val="Hyperlink"/>
+                </w:rPr>
+                <w:t>-</w:t>
+              </w:r>
+              <w:proofErr w:type="spellStart"/>
+              <w:r>
+                <w:rPr>
+                  <w:rStyle w:val="Hyperlink"/>
+                </w:rPr>
+                <w:t>pwa</w:t>
+              </w:r>
+              <w:proofErr w:type="spellEnd"/>
+              <w:r>
+                <w:rPr>
+                  <w:rStyle w:val="Hyperlink"/>
+                </w:rPr>
+                <w:t>-redirect-validation/Evidence/No console message.png at main · karmeg</w:t>
+              </w:r>
+              <w:r>
+                <w:rPr>
+                  <w:rStyle w:val="Hyperlink"/>
+                </w:rPr>
+                <w:t>a</w:t>
+              </w:r>
+              <w:r>
+                <w:rPr>
+                  <w:rStyle w:val="Hyperlink"/>
+                </w:rPr>
+                <w:t>ms02/</w:t>
+              </w:r>
+              <w:proofErr w:type="spellStart"/>
+              <w:r>
+                <w:rPr>
+                  <w:rStyle w:val="Hyperlink"/>
+                </w:rPr>
+                <w:t>blazor</w:t>
+              </w:r>
+              <w:proofErr w:type="spellEnd"/>
+              <w:r>
+                <w:rPr>
+                  <w:rStyle w:val="Hyperlink"/>
+                </w:rPr>
+                <w:t>-</w:t>
+              </w:r>
+              <w:proofErr w:type="spellStart"/>
+              <w:r>
+                <w:rPr>
+                  <w:rStyle w:val="Hyperlink"/>
+                </w:rPr>
+                <w:t>pwa</w:t>
+              </w:r>
+              <w:proofErr w:type="spellEnd"/>
+              <w:r>
+                <w:rPr>
+                  <w:rStyle w:val="Hyperlink"/>
+                </w:rPr>
+                <w:t>-redirect-validation · GitHub</w:t>
               </w:r>
             </w:hyperlink>
           </w:p>
@@ -437,7 +672,7 @@
           </w:tcPr>
           <w:p>
             <w:r>
-              <w:t>3</w:t>
+              <w:t>4</w:t>
             </w:r>
           </w:p>
         </w:tc>
@@ -447,7 +682,7 @@
           </w:tcPr>
           <w:p>
             <w:r>
-              <w:t>No console message about a redirected response being used for a request whose redirect mode is not follow.</w:t>
+              <w:t>With the network off, the installed app opens from the operating system and works.</w:t>
             </w:r>
           </w:p>
           <w:p/>
@@ -456,19 +691,73 @@
           <w:tcPr>
             <w:tcW w:w="683" w:type="dxa"/>
           </w:tcPr>
-          <w:p/>
+          <w:p>
+            <w:r>
+              <w:t>pass</w:t>
+            </w:r>
+          </w:p>
         </w:tc>
         <w:tc>
           <w:tcPr>
             <w:tcW w:w="5634" w:type="dxa"/>
           </w:tcPr>
           <w:p>
-            <w:hyperlink w:history="1" r:id="rId12">
-              <w:r>
-                <w:rPr>
-                  <w:rStyle w:val="Hyperlink"/>
-                </w:rPr>
-                <w:t>blazor-pwa-redirect-validation/Evidence/No console message.png at main · karmegams02/blazor-pwa-redirect-validation · GitHub</w:t>
+            <w:hyperlink r:id="rId16" w:history="1">
+              <w:proofErr w:type="spellStart"/>
+              <w:r>
+                <w:rPr>
+                  <w:rStyle w:val="Hyperlink"/>
+                </w:rPr>
+                <w:t>blazor</w:t>
+              </w:r>
+              <w:proofErr w:type="spellEnd"/>
+              <w:r>
+                <w:rPr>
+                  <w:rStyle w:val="Hyperlink"/>
+                </w:rPr>
+                <w:t>-</w:t>
+              </w:r>
+              <w:proofErr w:type="spellStart"/>
+              <w:r>
+                <w:rPr>
+                  <w:rStyle w:val="Hyperlink"/>
+                </w:rPr>
+                <w:t>pwa</w:t>
+              </w:r>
+              <w:proofErr w:type="spellEnd"/>
+              <w:r>
+                <w:rPr>
+                  <w:rStyle w:val="Hyperlink"/>
+                </w:rPr>
+                <w:t>-redirect-validation/Evidence/Offline with installed app.png at main · karmegams02/</w:t>
+              </w:r>
+              <w:proofErr w:type="spellStart"/>
+              <w:r>
+                <w:rPr>
+                  <w:rStyle w:val="Hyperlink"/>
+                </w:rPr>
+                <w:t>blazor</w:t>
+              </w:r>
+              <w:proofErr w:type="spellEnd"/>
+              <w:r>
+                <w:rPr>
+                  <w:rStyle w:val="Hyperlink"/>
+                </w:rPr>
+                <w:t>-</w:t>
+              </w:r>
+              <w:proofErr w:type="spellStart"/>
+              <w:r>
+                <w:rPr>
+                  <w:rStyle w:val="Hyperlink"/>
+                </w:rPr>
+                <w:t>pwa</w:t>
+              </w:r>
+              <w:proofErr w:type="spellEnd"/>
+              <w:r>
+                <w:rPr>
+                  <w:rStyle w:val="Hyperlink"/>
+                </w:rPr>
+                <w:t>-redirect-validation · GitHub</w:t>
               </w:r>
             </w:hyperlink>
           </w:p>
@@ -481,7 +770,7 @@
           </w:tcPr>
           <w:p>
             <w:r>
-              <w:t>4</w:t>
+              <w:t>5</w:t>
             </w:r>
           </w:p>
         </w:tc>
@@ -491,7 +780,7 @@
           </w:tcPr>
           <w:p>
             <w:r>
-              <w:t>With the network off, the installed app opens from the operating system and works.</w:t>
+              <w:t>With the network off, reloading the app in a browser tab still serves it.</w:t>
             </w:r>
           </w:p>
           <w:p/>
@@ -511,60 +800,62 @@
             <w:tcW w:w="5634" w:type="dxa"/>
           </w:tcPr>
           <w:p>
-            <w:hyperlink w:history="1" r:id="rId13">
-              <w:r>
-                <w:rPr>
-                  <w:rStyle w:val="Hyperlink"/>
-                </w:rPr>
-                <w:t>blazor-pwa-redirect-validation/Evidence/Offline with installed app.png at main · karmegams02/blazor-pwa-redirect-validation · GitHub</w:t>
-              </w:r>
-            </w:hyperlink>
-          </w:p>
-        </w:tc>
-      </w:tr>
-      <w:tr>
-        <w:tc>
-          <w:tcPr>
-            <w:tcW w:w="566" w:type="dxa"/>
-          </w:tcPr>
-          <w:p>
-            <w:r>
-              <w:t>5</w:t>
-            </w:r>
-          </w:p>
-        </w:tc>
-        <w:tc>
-          <w:tcPr>
-            <w:tcW w:w="2467" w:type="dxa"/>
-          </w:tcPr>
-          <w:p>
-            <w:r>
-              <w:t>With the network off, reloading the app in a browser tab still serves it.</w:t>
-            </w:r>
-          </w:p>
-          <w:p/>
-        </w:tc>
-        <w:tc>
-          <w:tcPr>
-            <w:tcW w:w="683" w:type="dxa"/>
-          </w:tcPr>
-          <w:p>
-            <w:r>
-              <w:t>pass</w:t>
-            </w:r>
-          </w:p>
-        </w:tc>
-        <w:tc>
-          <w:tcPr>
-            <w:tcW w:w="5634" w:type="dxa"/>
-          </w:tcPr>
-          <w:p>
-            <w:hyperlink w:history="1" r:id="rId14">
-              <w:r>
-                <w:rPr>
-                  <w:rStyle w:val="Hyperlink"/>
-                </w:rPr>
-                <w:t>blazor-pwa-redirect-validation/Evidence/Offline browser tab reloading.mp4 at main · karmegams02/blazor-pwa-redirect-validation · GitHub</w:t>
+            <w:hyperlink r:id="rId17" w:history="1">
+              <w:proofErr w:type="spellStart"/>
+              <w:r>
+                <w:rPr>
+                  <w:rStyle w:val="Hyperlink"/>
+                </w:rPr>
+                <w:t>blazor</w:t>
+              </w:r>
+              <w:proofErr w:type="spellEnd"/>
+              <w:r>
+                <w:rPr>
+                  <w:rStyle w:val="Hyperlink"/>
+                </w:rPr>
+                <w:t>-</w:t>
+              </w:r>
+              <w:proofErr w:type="spellStart"/>
+              <w:r>
+                <w:rPr>
+                  <w:rStyle w:val="Hyperlink"/>
+                </w:rPr>
+                <w:t>pwa</w:t>
+              </w:r>
+              <w:proofErr w:type="spellEnd"/>
+              <w:r>
+                <w:rPr>
+                  <w:rStyle w:val="Hyperlink"/>
+                </w:rPr>
+                <w:t>-redirect-validation/Evidence/Offline browser tab reloading.mp4 at main · karmegams02/</w:t>
+              </w:r>
+              <w:proofErr w:type="spellStart"/>
+              <w:r>
+                <w:rPr>
+                  <w:rStyle w:val="Hyperlink"/>
+                </w:rPr>
+                <w:t>blazor</w:t>
+              </w:r>
+              <w:proofErr w:type="spellEnd"/>
+              <w:r>
+                <w:rPr>
+                  <w:rStyle w:val="Hyperlink"/>
+                </w:rPr>
+                <w:t>-</w:t>
+              </w:r>
+              <w:proofErr w:type="spellStart"/>
+              <w:r>
+                <w:rPr>
+                  <w:rStyle w:val="Hyperlink"/>
+                </w:rPr>
+                <w:t>pwa</w:t>
+              </w:r>
+              <w:proofErr w:type="spellEnd"/>
+              <w:r>
+                <w:rPr>
+                  <w:rStyle w:val="Hyperlink"/>
+                </w:rPr>
+                <w:t>-redirect-validation · GitHub</w:t>
               </w:r>
             </w:hyperlink>
           </w:p>
@@ -590,7 +881,7 @@
               <w:shd w:val="clear" w:color="auto" w:fill="FFFFFF"/>
               <w:spacing w:before="60" w:after="100" w:afterAutospacing="1"/>
               <w:rPr>
-                <w:rFonts w:ascii="Segoe UI" w:hAnsi="Segoe UI" w:eastAsia="Times New Roman" w:cs="Segoe UI"/>
+                <w:rFonts w:ascii="Segoe UI" w:eastAsia="Times New Roman" w:hAnsi="Segoe UI" w:cs="Segoe UI"/>
                 <w:color w:val="010409"/>
                 <w:kern w:val="0"/>
                 <w:sz w:val="21"/>
@@ -600,14 +891,38 @@
             </w:pPr>
             <w:r>
               <w:rPr>
-                <w:rFonts w:ascii="Segoe UI" w:hAnsi="Segoe UI" w:eastAsia="Times New Roman" w:cs="Segoe UI"/>
+                <w:rFonts w:ascii="Segoe UI" w:eastAsia="Times New Roman" w:hAnsi="Segoe UI" w:cs="Segoe UI"/>
                 <w:color w:val="010409"/>
                 <w:kern w:val="0"/>
                 <w:sz w:val="21"/>
                 <w:szCs w:val="21"/>
                 <w14:ligatures w14:val="none"/>
               </w:rPr>
-              <w:t>Pages, images and stylesheets all load from the cache while offline, with no failed request in the network log.</w:t>
+              <w:t xml:space="preserve">Pages, images and </w:t>
+            </w:r>
+            <w:proofErr w:type="gramStart"/>
+            <w:r>
+              <w:rPr>
+                <w:rFonts w:ascii="Segoe UI" w:eastAsia="Times New Roman" w:hAnsi="Segoe UI" w:cs="Segoe UI"/>
+                <w:color w:val="010409"/>
+                <w:kern w:val="0"/>
+                <w:sz w:val="21"/>
+                <w:szCs w:val="21"/>
+                <w14:ligatures w14:val="none"/>
+              </w:rPr>
+              <w:t>stylesheets</w:t>
+            </w:r>
+            <w:proofErr w:type="gramEnd"/>
+            <w:r>
+              <w:rPr>
+                <w:rFonts w:ascii="Segoe UI" w:eastAsia="Times New Roman" w:hAnsi="Segoe UI" w:cs="Segoe UI"/>
+                <w:color w:val="010409"/>
+                <w:kern w:val="0"/>
+                <w:sz w:val="21"/>
+                <w:szCs w:val="21"/>
+                <w14:ligatures w14:val="none"/>
+              </w:rPr>
+              <w:t xml:space="preserve"> all load from the cache while offline, with no failed request in the network log.</w:t>
             </w:r>
           </w:p>
         </w:tc>
@@ -626,12 +941,26 @@
             <w:tcW w:w="5634" w:type="dxa"/>
           </w:tcPr>
           <w:p>
-            <w:hyperlink w:history="1" r:id="rId15">
-              <w:r>
-                <w:rPr>
-                  <w:rStyle w:val="Hyperlink"/>
-                </w:rPr>
-                <w:t>blazor-pwa-redirect-validation/Evidence/Resource offline reload with no failure.png at main · karmegams02/blazor-pwa-redirect-validation · GitHub</w:t>
+            <w:hyperlink r:id="rId18" w:history="1">
+              <w:r>
+                <w:rPr>
+                  <w:rStyle w:val="Hyperlink"/>
+                </w:rPr>
+                <w:t xml:space="preserve">Offline resource cache from </w:t>
+              </w:r>
+              <w:proofErr w:type="spellStart"/>
+              <w:r>
+                <w:rPr>
+                  <w:rStyle w:val="Hyperlink"/>
+                </w:rPr>
+                <w:t>serviceworker</w:t>
+              </w:r>
+              <w:proofErr w:type="spellEnd"/>
+              <w:r>
+                <w:rPr>
+                  <w:rStyle w:val="Hyperlink"/>
+                </w:rPr>
+                <w:t xml:space="preserve"> with no issue.png</w:t>
               </w:r>
             </w:hyperlink>
           </w:p>
@@ -654,7 +983,15 @@
           </w:tcPr>
           <w:p>
             <w:r>
-              <w:t>The browser network log for a full offline load, showing which requests were served from the cache, and a screenshot of the running app with the network confirmed off. If anything failed, the console message in full.</w:t>
+              <w:t xml:space="preserve">The browser network </w:t>
+            </w:r>
+            <w:proofErr w:type="gramStart"/>
+            <w:r>
+              <w:t>log</w:t>
+            </w:r>
+            <w:proofErr w:type="gramEnd"/>
+            <w:r>
+              <w:t xml:space="preserve"> for a full offline load, showing which requests were served from the cache, and a screenshot of the running app with the network confirmed off. If anything failed, the console message in full.</w:t>
             </w:r>
           </w:p>
         </w:tc>
@@ -673,20 +1010,42 @@
             <w:tcW w:w="5634" w:type="dxa"/>
           </w:tcPr>
           <w:p>
-            <w:hyperlink w:history="1" r:id="rId16">
-              <w:r>
-                <w:rPr>
-                  <w:rStyle w:val="Hyperlink"/>
-                </w:rPr>
-                <w:t>blazor-pwa-redirect-validation/Evidence/Requests served from cache.png at main · karmegams02/blazor-pwa-redirect-validation · GitHub</w:t>
+            <w:hyperlink r:id="rId19" w:history="1">
+              <w:r>
+                <w:rPr>
+                  <w:rStyle w:val="Hyperlink"/>
+                </w:rPr>
+                <w:t>Requests served from cache.png</w:t>
               </w:r>
             </w:hyperlink>
             <w:r>
-              <w:t xml:space="preserve"> and </w:t>
-            </w:r>
-            <w:r>
-              <w:t>https://github.com/karmegams02/blazor-pwa-redirect-validation/blob/main/Evidence/offline%20reload%20console%20message.png</w:t>
-            </w:r>
+              <w:t>,</w:t>
+            </w:r>
+            <w:r>
+              <w:t xml:space="preserve"> </w:t>
+            </w:r>
+            <w:hyperlink r:id="rId20" w:history="1">
+              <w:r>
+                <w:rPr>
+                  <w:rStyle w:val="Hyperlink"/>
+                </w:rPr>
+                <w:t>Offline reload cache 1.png</w:t>
+              </w:r>
+            </w:hyperlink>
+            <w:r>
+              <w:t xml:space="preserve"> and</w:t>
+            </w:r>
+            <w:r>
+              <w:t xml:space="preserve"> </w:t>
+            </w:r>
+            <w:hyperlink r:id="rId21" w:history="1">
+              <w:r>
+                <w:rPr>
+                  <w:rStyle w:val="Hyperlink"/>
+                </w:rPr>
+                <w:t>Offline reload cache 2 cache storage.png</w:t>
+              </w:r>
+            </w:hyperlink>
           </w:p>
         </w:tc>
       </w:tr>
@@ -697,7 +1056,6 @@
           </w:tcPr>
           <w:p>
             <w:r>
-              <w:lastRenderedPageBreak/>
               <w:t>8</w:t>
             </w:r>
           </w:p>
@@ -716,19 +1074,147 @@
           <w:tcPr>
             <w:tcW w:w="683" w:type="dxa"/>
           </w:tcPr>
+          <w:p>
+            <w:r>
+              <w:t>pass</w:t>
+            </w:r>
+          </w:p>
+        </w:tc>
+        <w:tc>
+          <w:tcPr>
+            <w:tcW w:w="5634" w:type="dxa"/>
+          </w:tcPr>
+          <w:p>
+            <w:hyperlink r:id="rId22" w:history="1">
+              <w:r>
+                <w:rPr>
+                  <w:rStyle w:val="Hyperlink"/>
+                </w:rPr>
+                <w:t xml:space="preserve">service-worker </w:t>
+              </w:r>
+              <w:proofErr w:type="spellStart"/>
+              <w:r>
+                <w:rPr>
+                  <w:rStyle w:val="Hyperlink"/>
+                </w:rPr>
+                <w:t>js</w:t>
+              </w:r>
+              <w:proofErr w:type="spellEnd"/>
+              <w:r>
+                <w:rPr>
+                  <w:rStyle w:val="Hyperlink"/>
+                </w:rPr>
+                <w:t xml:space="preserve"> old content.png</w:t>
+              </w:r>
+            </w:hyperlink>
+          </w:p>
+        </w:tc>
+      </w:tr>
+      <w:tr>
+        <w:tc>
+          <w:tcPr>
+            <w:tcW w:w="566" w:type="dxa"/>
+          </w:tcPr>
+          <w:p>
+            <w:r>
+              <w:t>9</w:t>
+            </w:r>
+          </w:p>
+        </w:tc>
+        <w:tc>
+          <w:tcPr>
+            <w:tcW w:w="2467" w:type="dxa"/>
+          </w:tcPr>
+          <w:p>
+            <w:r>
+              <w:t>Coming back online, publishing a changed version, and confirming the installed app picks it up.</w:t>
+            </w:r>
+          </w:p>
           <w:p/>
         </w:tc>
         <w:tc>
           <w:tcPr>
+            <w:tcW w:w="683" w:type="dxa"/>
+          </w:tcPr>
+          <w:p/>
+        </w:tc>
+        <w:tc>
+          <w:tcPr>
             <w:tcW w:w="5634" w:type="dxa"/>
           </w:tcPr>
           <w:p>
-            <w:hyperlink w:history="1" r:id="rId17">
-              <w:r>
-                <w:rPr>
-                  <w:rStyle w:val="Hyperlink"/>
-                </w:rPr>
-                <w:t>blazor-pwa-redirect-validation/Evidence/service-worker js old content.png at main · karmegams02/blazor-pwa-redirect-validation · GitHub</w:t>
+            <w:hyperlink r:id="rId23" w:history="1">
+              <w:r>
+                <w:rPr>
+                  <w:rStyle w:val="Hyperlink"/>
+                </w:rPr>
+                <w:t>Publish test 1.png</w:t>
+              </w:r>
+            </w:hyperlink>
+            <w:r>
+              <w:t xml:space="preserve"> and </w:t>
+            </w:r>
+            <w:hyperlink r:id="rId24" w:history="1">
+              <w:r>
+                <w:rPr>
+                  <w:rStyle w:val="Hyperlink"/>
+                </w:rPr>
+                <w:t>Publish Test 2.png</w:t>
+              </w:r>
+            </w:hyperlink>
+          </w:p>
+        </w:tc>
+      </w:tr>
+      <w:tr>
+        <w:tc>
+          <w:tcPr>
+            <w:tcW w:w="566" w:type="dxa"/>
+          </w:tcPr>
+          <w:p>
+            <w:r>
+              <w:t>10</w:t>
+            </w:r>
+          </w:p>
+        </w:tc>
+        <w:tc>
+          <w:tcPr>
+            <w:tcW w:w="2467" w:type="dxa"/>
+          </w:tcPr>
+          <w:p>
+            <w:r>
+              <w:t>No differences are expected between browsers. If one browser serves the app and another shows an error page, that is a finding.</w:t>
+            </w:r>
+          </w:p>
+          <w:p/>
+        </w:tc>
+        <w:tc>
+          <w:tcPr>
+            <w:tcW w:w="683" w:type="dxa"/>
+          </w:tcPr>
+          <w:p/>
+        </w:tc>
+        <w:tc>
+          <w:tcPr>
+            <w:tcW w:w="5634" w:type="dxa"/>
+          </w:tcPr>
+          <w:p>
+            <w:hyperlink r:id="rId25" w:history="1">
+              <w:r>
+                <w:rPr>
+                  <w:rStyle w:val="Hyperlink"/>
+                </w:rPr>
+                <w:t>EdgeBrowserTest.png</w:t>
+              </w:r>
+            </w:hyperlink>
+            <w:r>
+              <w:t xml:space="preserve"> and </w:t>
+            </w:r>
+            <w:hyperlink r:id="rId26" w:history="1">
+              <w:r>
+                <w:rPr>
+                  <w:rStyle w:val="Hyperlink"/>
+                </w:rPr>
+                <w:t>ChromeBrowserTest.png</w:t>
               </w:r>
             </w:hyperlink>
           </w:p>
@@ -738,7 +1224,17 @@
     <w:p/>
     <w:p/>
     <w:p>
-      <w:hyperlink w:history="1" r:id="rId18">
+      <w:r>
+        <w:rPr>
+          <w:b/>
+          <w:bCs/>
+        </w:rPr>
+        <w:t>NET 10</w:t>
+      </w:r>
+      <w:r>
+        <w:t xml:space="preserve"> </w:t>
+      </w:r>
+      <w:hyperlink r:id="rId27" w:history="1">
         <w:r>
           <w:rPr>
             <w:b/>
@@ -749,11 +1245,61 @@
         <w:r>
           <w:t xml:space="preserve"> </w:t>
         </w:r>
+        <w:proofErr w:type="spellStart"/>
         <w:r>
           <w:rPr>
             <w:rStyle w:val="Hyperlink"/>
           </w:rPr>
-          <w:t>blazor-pwa-redirect-validation/Evidence/NET 10 Issue replication.zip at main · karmegams02/blazor-pwa-redirect-validation · GitHub</w:t>
+          <w:t>blazor</w:t>
+        </w:r>
+        <w:proofErr w:type="spellEnd"/>
+        <w:r>
+          <w:rPr>
+            <w:rStyle w:val="Hyperlink"/>
+          </w:rPr>
+          <w:t>-</w:t>
+        </w:r>
+        <w:proofErr w:type="spellStart"/>
+        <w:r>
+          <w:rPr>
+            <w:rStyle w:val="Hyperlink"/>
+          </w:rPr>
+          <w:t>pwa</w:t>
+        </w:r>
+        <w:proofErr w:type="spellEnd"/>
+        <w:r>
+          <w:rPr>
+            <w:rStyle w:val="Hyperlink"/>
+          </w:rPr>
+          <w:t>-redirect-validation/Evidence/NET 10 Issue replication.zip at main · karmegams02/</w:t>
+        </w:r>
+        <w:proofErr w:type="spellStart"/>
+        <w:r>
+          <w:rPr>
+            <w:rStyle w:val="Hyperlink"/>
+          </w:rPr>
+          <w:t>blazor</w:t>
+        </w:r>
+        <w:proofErr w:type="spellEnd"/>
+        <w:r>
+          <w:rPr>
+            <w:rStyle w:val="Hyperlink"/>
+          </w:rPr>
+          <w:t>-</w:t>
+        </w:r>
+        <w:proofErr w:type="spellStart"/>
+        <w:r>
+          <w:rPr>
+            <w:rStyle w:val="Hyperlink"/>
+          </w:rPr>
+          <w:t>pwa</w:t>
+        </w:r>
+        <w:proofErr w:type="spellEnd"/>
+        <w:r>
+          <w:rPr>
+            <w:rStyle w:val="Hyperlink"/>
+          </w:rPr>
+          <w:t>-redirect-validation · GitHub</w:t>
         </w:r>
       </w:hyperlink>
     </w:p>
@@ -766,18 +1312,68 @@
         </w:rPr>
         <w:t xml:space="preserve">NET 11 testing ensured: </w:t>
       </w:r>
-      <w:hyperlink w:history="1" r:id="rId19">
+      <w:hyperlink r:id="rId28" w:history="1">
+        <w:proofErr w:type="spellStart"/>
         <w:r>
           <w:rPr>
             <w:rStyle w:val="Hyperlink"/>
           </w:rPr>
-          <w:t>blazor-pwa-redirect-validation/Evidence/NET 11 PWA Service worker test.zip at main · karmegams02/blazor-pwa-redirect-validation · GitHub</w:t>
+          <w:t>blazor</w:t>
+        </w:r>
+        <w:proofErr w:type="spellEnd"/>
+        <w:r>
+          <w:rPr>
+            <w:rStyle w:val="Hyperlink"/>
+          </w:rPr>
+          <w:t>-</w:t>
+        </w:r>
+        <w:proofErr w:type="spellStart"/>
+        <w:r>
+          <w:rPr>
+            <w:rStyle w:val="Hyperlink"/>
+          </w:rPr>
+          <w:t>pwa</w:t>
+        </w:r>
+        <w:proofErr w:type="spellEnd"/>
+        <w:r>
+          <w:rPr>
+            <w:rStyle w:val="Hyperlink"/>
+          </w:rPr>
+          <w:t>-redirect-validation/Evidence/NET 11 PWA Service worker test.zip at main · karmegams02/</w:t>
+        </w:r>
+        <w:proofErr w:type="spellStart"/>
+        <w:r>
+          <w:rPr>
+            <w:rStyle w:val="Hyperlink"/>
+          </w:rPr>
+          <w:t>blazor</w:t>
+        </w:r>
+        <w:proofErr w:type="spellEnd"/>
+        <w:r>
+          <w:rPr>
+            <w:rStyle w:val="Hyperlink"/>
+          </w:rPr>
+          <w:t>-</w:t>
+        </w:r>
+        <w:proofErr w:type="spellStart"/>
+        <w:r>
+          <w:rPr>
+            <w:rStyle w:val="Hyperlink"/>
+          </w:rPr>
+          <w:t>pwa</w:t>
+        </w:r>
+        <w:proofErr w:type="spellEnd"/>
+        <w:r>
+          <w:rPr>
+            <w:rStyle w:val="Hyperlink"/>
+          </w:rPr>
+          <w:t>-redirect-validation · GitHub</w:t>
         </w:r>
       </w:hyperlink>
     </w:p>
     <w:p/>
     <w:sectPr>
-      <w:pgSz w:w="12240" w:h="15840" w:orient="portrait"/>
+      <w:pgSz w:w="12240" w:h="15840"/>
       <w:pgMar w:top="1440" w:right="1440" w:bottom="1440" w:left="1440" w:header="720" w:footer="720" w:gutter="0"/>
       <w:cols w:space="720"/>
       <w:docGrid w:linePitch="360"/>
@@ -789,6 +1385,304 @@
 <file path=word/numbering.xml><?xml version="1.0" encoding="utf-8"?>
 <w:numbering xmlns:wpc="http://schemas.microsoft.com/office/word/2010/wordprocessingCanvas" xmlns:cx="http://schemas.microsoft.com/office/drawing/2014/chartex" xmlns:cx1="http://schemas.microsoft.com/office/drawing/2015/9/8/chartex" xmlns:cx2="http://schemas.microsoft.com/office/drawing/2015/10/21/chartex" xmlns:cx3="http://schemas.microsoft.com/office/drawing/2016/5/9/chartex" xmlns:cx4="http://schemas.microsoft.com/office/drawing/2016/5/10/chartex" xmlns:cx5="http://schemas.microsoft.com/office/drawing/2016/5/11/chartex" xmlns:cx6="http://schemas.microsoft.com/office/drawing/2016/5/12/chartex" xmlns:cx7="http://schemas.microsoft.com/office/drawing/2016/5/13/chartex" xmlns:cx8="http://schemas.microsoft.com/office/drawing/2016/5/14/chartex" xmlns:mc="http://schemas.openxmlformats.org/markup-compatibility/2006" xmlns:aink="http://schemas.microsoft.com/office/drawing/2016/ink" xmlns:am3d="http://schemas.microsoft.com/office/drawing/2017/model3d" xmlns:o="urn:schemas-microsoft-com:office:office" xmlns:oel="http://schemas.microsoft.com/office/2019/extlst" xmlns:r="http://schemas.openxmlformats.org/officeDocument/2006/relationships" xmlns:m="http://schemas.openxmlformats.org/officeDocument/2006/math" xmlns:v="urn:schemas-microsoft-com:vml" xmlns:wp14="http://schemas.microsoft.com/office/word/2010/wordprocessingDrawing" xmlns:wp="http://schemas.openxmlformats.org/drawingml/2006/wordprocessingDrawing" xmlns:w10="urn:schemas-microsoft-com:office:word" xmlns:w="http://schemas.openxmlformats.org/wordprocessingml/2006/main" xmlns:w14="http://schemas.microsoft.com/office/word/2010/wordml" xmlns:w15="http://schemas.microsoft.com/office/word/2012/wordml" xmlns:w16cei="http://schemas.microsoft.com/office/word/2026/wordml/cei" xmlns:w16cex="http://schemas.microsoft.com/office/word/2018/wordml/cex" xmlns:w16cid="http://schemas.microsoft.com/office/word/2016/wordml/cid" xmlns:w16="http://schemas.microsoft.com/office/word/2018/wordml" xmlns:w16du="http://schemas.microsoft.com/office/word/2023/wordml/word16du" xmlns:w16sdtdh="http://schemas.microsoft.com/office/word/2020/wordml/sdtdatahash" xmlns:w16sdtfl="http://schemas.microsoft.com/office/word/2024/wordml/sdtformatlock" xmlns:w16se="http://schemas.microsoft.com/office/word/2015/wordml/symex" xmlns:wpg="http://schemas.microsoft.com/office/word/2010/wordprocessingGroup" xmlns:wpi="http://schemas.microsoft.com/office/word/2010/wordprocessingInk" xmlns:wne="http://schemas.microsoft.com/office/word/2006/wordml" xmlns:wps="http://schemas.microsoft.com/office/word/2010/wordprocessingShape" mc:Ignorable="w14 w15 w16se w16cid w16 w16cex w16sdtdh w16sdtfl w16du wp14">
   <w:abstractNum w:abstractNumId="0" w15:restartNumberingAfterBreak="0">
+    <w:nsid w:val="0CF711E6"/>
+    <w:multiLevelType w:val="multilevel"/>
+    <w:tmpl w:val="BC64EB74"/>
+    <w:lvl w:ilvl="0">
+      <w:start w:val="1"/>
+      <w:numFmt w:val="bullet"/>
+      <w:lvlText w:val=""/>
+      <w:lvlJc w:val="left"/>
+      <w:pPr>
+        <w:tabs>
+          <w:tab w:val="num" w:pos="720"/>
+        </w:tabs>
+        <w:ind w:left="720" w:hanging="360"/>
+      </w:pPr>
+      <w:rPr>
+        <w:rFonts w:ascii="Symbol" w:hAnsi="Symbol" w:hint="default"/>
+        <w:sz w:val="20"/>
+      </w:rPr>
+    </w:lvl>
+    <w:lvl w:ilvl="1" w:tentative="1">
+      <w:start w:val="1"/>
+      <w:numFmt w:val="bullet"/>
+      <w:lvlText w:val="o"/>
+      <w:lvlJc w:val="left"/>
+      <w:pPr>
+        <w:tabs>
+          <w:tab w:val="num" w:pos="1440"/>
+        </w:tabs>
+        <w:ind w:left="1440" w:hanging="360"/>
+      </w:pPr>
+      <w:rPr>
+        <w:rFonts w:ascii="Courier New" w:hAnsi="Courier New" w:hint="default"/>
+        <w:sz w:val="20"/>
+      </w:rPr>
+    </w:lvl>
+    <w:lvl w:ilvl="2" w:tentative="1">
+      <w:start w:val="1"/>
+      <w:numFmt w:val="bullet"/>
+      <w:lvlText w:val=""/>
+      <w:lvlJc w:val="left"/>
+      <w:pPr>
+        <w:tabs>
+          <w:tab w:val="num" w:pos="2160"/>
+        </w:tabs>
+        <w:ind w:left="2160" w:hanging="360"/>
+      </w:pPr>
+      <w:rPr>
+        <w:rFonts w:ascii="Wingdings" w:hAnsi="Wingdings" w:hint="default"/>
+        <w:sz w:val="20"/>
+      </w:rPr>
+    </w:lvl>
+    <w:lvl w:ilvl="3" w:tentative="1">
+      <w:start w:val="1"/>
+      <w:numFmt w:val="bullet"/>
+      <w:lvlText w:val=""/>
+      <w:lvlJc w:val="left"/>
+      <w:pPr>
+        <w:tabs>
+          <w:tab w:val="num" w:pos="2880"/>
+        </w:tabs>
+        <w:ind w:left="2880" w:hanging="360"/>
+      </w:pPr>
+      <w:rPr>
+        <w:rFonts w:ascii="Wingdings" w:hAnsi="Wingdings" w:hint="default"/>
+        <w:sz w:val="20"/>
+      </w:rPr>
+    </w:lvl>
+    <w:lvl w:ilvl="4" w:tentative="1">
+      <w:start w:val="1"/>
+      <w:numFmt w:val="bullet"/>
+      <w:lvlText w:val=""/>
+      <w:lvlJc w:val="left"/>
+      <w:pPr>
+        <w:tabs>
+          <w:tab w:val="num" w:pos="3600"/>
+        </w:tabs>
+        <w:ind w:left="3600" w:hanging="360"/>
+      </w:pPr>
+      <w:rPr>
+        <w:rFonts w:ascii="Wingdings" w:hAnsi="Wingdings" w:hint="default"/>
+        <w:sz w:val="20"/>
+      </w:rPr>
+    </w:lvl>
+    <w:lvl w:ilvl="5" w:tentative="1">
+      <w:start w:val="1"/>
+      <w:numFmt w:val="bullet"/>
+      <w:lvlText w:val=""/>
+      <w:lvlJc w:val="left"/>
+      <w:pPr>
+        <w:tabs>
+          <w:tab w:val="num" w:pos="4320"/>
+        </w:tabs>
+        <w:ind w:left="4320" w:hanging="360"/>
+      </w:pPr>
+      <w:rPr>
+        <w:rFonts w:ascii="Wingdings" w:hAnsi="Wingdings" w:hint="default"/>
+        <w:sz w:val="20"/>
+      </w:rPr>
+    </w:lvl>
+    <w:lvl w:ilvl="6" w:tentative="1">
+      <w:start w:val="1"/>
+      <w:numFmt w:val="bullet"/>
+      <w:lvlText w:val=""/>
+      <w:lvlJc w:val="left"/>
+      <w:pPr>
+        <w:tabs>
+          <w:tab w:val="num" w:pos="5040"/>
+        </w:tabs>
+        <w:ind w:left="5040" w:hanging="360"/>
+      </w:pPr>
+      <w:rPr>
+        <w:rFonts w:ascii="Wingdings" w:hAnsi="Wingdings" w:hint="default"/>
+        <w:sz w:val="20"/>
+      </w:rPr>
+    </w:lvl>
+    <w:lvl w:ilvl="7" w:tentative="1">
+      <w:start w:val="1"/>
+      <w:numFmt w:val="bullet"/>
+      <w:lvlText w:val=""/>
+      <w:lvlJc w:val="left"/>
+      <w:pPr>
+        <w:tabs>
+          <w:tab w:val="num" w:pos="5760"/>
+        </w:tabs>
+        <w:ind w:left="5760" w:hanging="360"/>
+      </w:pPr>
+      <w:rPr>
+        <w:rFonts w:ascii="Wingdings" w:hAnsi="Wingdings" w:hint="default"/>
+        <w:sz w:val="20"/>
+      </w:rPr>
+    </w:lvl>
+    <w:lvl w:ilvl="8" w:tentative="1">
+      <w:start w:val="1"/>
+      <w:numFmt w:val="bullet"/>
+      <w:lvlText w:val=""/>
+      <w:lvlJc w:val="left"/>
+      <w:pPr>
+        <w:tabs>
+          <w:tab w:val="num" w:pos="6480"/>
+        </w:tabs>
+        <w:ind w:left="6480" w:hanging="360"/>
+      </w:pPr>
+      <w:rPr>
+        <w:rFonts w:ascii="Wingdings" w:hAnsi="Wingdings" w:hint="default"/>
+        <w:sz w:val="20"/>
+      </w:rPr>
+    </w:lvl>
+  </w:abstractNum>
+  <w:abstractNum w:abstractNumId="1" w15:restartNumberingAfterBreak="0">
+    <w:nsid w:val="100F3024"/>
+    <w:multiLevelType w:val="multilevel"/>
+    <w:tmpl w:val="46F6DEB0"/>
+    <w:lvl w:ilvl="0">
+      <w:start w:val="1"/>
+      <w:numFmt w:val="bullet"/>
+      <w:lvlText w:val=""/>
+      <w:lvlJc w:val="left"/>
+      <w:pPr>
+        <w:tabs>
+          <w:tab w:val="num" w:pos="720"/>
+        </w:tabs>
+        <w:ind w:left="720" w:hanging="360"/>
+      </w:pPr>
+      <w:rPr>
+        <w:rFonts w:ascii="Symbol" w:hAnsi="Symbol" w:hint="default"/>
+        <w:sz w:val="20"/>
+      </w:rPr>
+    </w:lvl>
+    <w:lvl w:ilvl="1" w:tentative="1">
+      <w:start w:val="1"/>
+      <w:numFmt w:val="bullet"/>
+      <w:lvlText w:val="o"/>
+      <w:lvlJc w:val="left"/>
+      <w:pPr>
+        <w:tabs>
+          <w:tab w:val="num" w:pos="1440"/>
+        </w:tabs>
+        <w:ind w:left="1440" w:hanging="360"/>
+      </w:pPr>
+      <w:rPr>
+        <w:rFonts w:ascii="Courier New" w:hAnsi="Courier New" w:hint="default"/>
+        <w:sz w:val="20"/>
+      </w:rPr>
+    </w:lvl>
+    <w:lvl w:ilvl="2" w:tentative="1">
+      <w:start w:val="1"/>
+      <w:numFmt w:val="bullet"/>
+      <w:lvlText w:val=""/>
+      <w:lvlJc w:val="left"/>
+      <w:pPr>
+        <w:tabs>
+          <w:tab w:val="num" w:pos="2160"/>
+        </w:tabs>
+        <w:ind w:left="2160" w:hanging="360"/>
+      </w:pPr>
+      <w:rPr>
+        <w:rFonts w:ascii="Wingdings" w:hAnsi="Wingdings" w:hint="default"/>
+        <w:sz w:val="20"/>
+      </w:rPr>
+    </w:lvl>
+    <w:lvl w:ilvl="3" w:tentative="1">
+      <w:start w:val="1"/>
+      <w:numFmt w:val="bullet"/>
+      <w:lvlText w:val=""/>
+      <w:lvlJc w:val="left"/>
+      <w:pPr>
+        <w:tabs>
+          <w:tab w:val="num" w:pos="2880"/>
+        </w:tabs>
+        <w:ind w:left="2880" w:hanging="360"/>
+      </w:pPr>
+      <w:rPr>
+        <w:rFonts w:ascii="Wingdings" w:hAnsi="Wingdings" w:hint="default"/>
+        <w:sz w:val="20"/>
+      </w:rPr>
+    </w:lvl>
+    <w:lvl w:ilvl="4" w:tentative="1">
+      <w:start w:val="1"/>
+      <w:numFmt w:val="bullet"/>
+      <w:lvlText w:val=""/>
+      <w:lvlJc w:val="left"/>
+      <w:pPr>
+        <w:tabs>
+          <w:tab w:val="num" w:pos="3600"/>
+        </w:tabs>
+        <w:ind w:left="3600" w:hanging="360"/>
+      </w:pPr>
+      <w:rPr>
+        <w:rFonts w:ascii="Wingdings" w:hAnsi="Wingdings" w:hint="default"/>
+        <w:sz w:val="20"/>
+      </w:rPr>
+    </w:lvl>
+    <w:lvl w:ilvl="5" w:tentative="1">
+      <w:start w:val="1"/>
+      <w:numFmt w:val="bullet"/>
+      <w:lvlText w:val=""/>
+      <w:lvlJc w:val="left"/>
+      <w:pPr>
+        <w:tabs>
+          <w:tab w:val="num" w:pos="4320"/>
+        </w:tabs>
+        <w:ind w:left="4320" w:hanging="360"/>
+      </w:pPr>
+      <w:rPr>
+        <w:rFonts w:ascii="Wingdings" w:hAnsi="Wingdings" w:hint="default"/>
+        <w:sz w:val="20"/>
+      </w:rPr>
+    </w:lvl>
+    <w:lvl w:ilvl="6" w:tentative="1">
+      <w:start w:val="1"/>
+      <w:numFmt w:val="bullet"/>
+      <w:lvlText w:val=""/>
+      <w:lvlJc w:val="left"/>
+      <w:pPr>
+        <w:tabs>
+          <w:tab w:val="num" w:pos="5040"/>
+        </w:tabs>
+        <w:ind w:left="5040" w:hanging="360"/>
+      </w:pPr>
+      <w:rPr>
+        <w:rFonts w:ascii="Wingdings" w:hAnsi="Wingdings" w:hint="default"/>
+        <w:sz w:val="20"/>
+      </w:rPr>
+    </w:lvl>
+    <w:lvl w:ilvl="7" w:tentative="1">
+      <w:start w:val="1"/>
+      <w:numFmt w:val="bullet"/>
+      <w:lvlText w:val=""/>
+      <w:lvlJc w:val="left"/>
+      <w:pPr>
+        <w:tabs>
+          <w:tab w:val="num" w:pos="5760"/>
+        </w:tabs>
+        <w:ind w:left="5760" w:hanging="360"/>
+      </w:pPr>
+      <w:rPr>
+        <w:rFonts w:ascii="Wingdings" w:hAnsi="Wingdings" w:hint="default"/>
+        <w:sz w:val="20"/>
+      </w:rPr>
+    </w:lvl>
+    <w:lvl w:ilvl="8" w:tentative="1">
+      <w:start w:val="1"/>
+      <w:numFmt w:val="bullet"/>
+      <w:lvlText w:val=""/>
+      <w:lvlJc w:val="left"/>
+      <w:pPr>
+        <w:tabs>
+          <w:tab w:val="num" w:pos="6480"/>
+        </w:tabs>
+        <w:ind w:left="6480" w:hanging="360"/>
+      </w:pPr>
+      <w:rPr>
+        <w:rFonts w:ascii="Wingdings" w:hAnsi="Wingdings" w:hint="default"/>
+        <w:sz w:val="20"/>
+      </w:rPr>
+    </w:lvl>
+  </w:abstractNum>
+  <w:abstractNum w:abstractNumId="2" w15:restartNumberingAfterBreak="0">
     <w:nsid w:val="1CCA271E"/>
     <w:multiLevelType w:val="multilevel"/>
     <w:tmpl w:val="D4764BA8"/>
@@ -804,7 +1698,7 @@
         <w:ind w:left="720" w:hanging="360"/>
       </w:pPr>
       <w:rPr>
-        <w:rFonts w:hint="default" w:ascii="Symbol" w:hAnsi="Symbol"/>
+        <w:rFonts w:ascii="Symbol" w:hAnsi="Symbol" w:hint="default"/>
         <w:sz w:val="20"/>
       </w:rPr>
     </w:lvl>
@@ -820,7 +1714,7 @@
         <w:ind w:left="1440" w:hanging="360"/>
       </w:pPr>
       <w:rPr>
-        <w:rFonts w:hint="default" w:ascii="Courier New" w:hAnsi="Courier New"/>
+        <w:rFonts w:ascii="Courier New" w:hAnsi="Courier New" w:hint="default"/>
         <w:sz w:val="20"/>
       </w:rPr>
     </w:lvl>
@@ -836,7 +1730,7 @@
         <w:ind w:left="2160" w:hanging="360"/>
       </w:pPr>
       <w:rPr>
-        <w:rFonts w:hint="default" w:ascii="Wingdings" w:hAnsi="Wingdings"/>
+        <w:rFonts w:ascii="Wingdings" w:hAnsi="Wingdings" w:hint="default"/>
         <w:sz w:val="20"/>
       </w:rPr>
     </w:lvl>
@@ -852,7 +1746,7 @@
         <w:ind w:left="2880" w:hanging="360"/>
       </w:pPr>
       <w:rPr>
-        <w:rFonts w:hint="default" w:ascii="Wingdings" w:hAnsi="Wingdings"/>
+        <w:rFonts w:ascii="Wingdings" w:hAnsi="Wingdings" w:hint="default"/>
         <w:sz w:val="20"/>
       </w:rPr>
     </w:lvl>
@@ -868,7 +1762,7 @@
         <w:ind w:left="3600" w:hanging="360"/>
       </w:pPr>
       <w:rPr>
-        <w:rFonts w:hint="default" w:ascii="Wingdings" w:hAnsi="Wingdings"/>
+        <w:rFonts w:ascii="Wingdings" w:hAnsi="Wingdings" w:hint="default"/>
         <w:sz w:val="20"/>
       </w:rPr>
     </w:lvl>
@@ -884,7 +1778,7 @@
         <w:ind w:left="4320" w:hanging="360"/>
       </w:pPr>
       <w:rPr>
-        <w:rFonts w:hint="default" w:ascii="Wingdings" w:hAnsi="Wingdings"/>
+        <w:rFonts w:ascii="Wingdings" w:hAnsi="Wingdings" w:hint="default"/>
         <w:sz w:val="20"/>
       </w:rPr>
     </w:lvl>
@@ -900,7 +1794,7 @@
         <w:ind w:left="5040" w:hanging="360"/>
       </w:pPr>
       <w:rPr>
-        <w:rFonts w:hint="default" w:ascii="Wingdings" w:hAnsi="Wingdings"/>
+        <w:rFonts w:ascii="Wingdings" w:hAnsi="Wingdings" w:hint="default"/>
         <w:sz w:val="20"/>
       </w:rPr>
     </w:lvl>
@@ -916,7 +1810,7 @@
         <w:ind w:left="5760" w:hanging="360"/>
       </w:pPr>
       <w:rPr>
-        <w:rFonts w:hint="default" w:ascii="Wingdings" w:hAnsi="Wingdings"/>
+        <w:rFonts w:ascii="Wingdings" w:hAnsi="Wingdings" w:hint="default"/>
         <w:sz w:val="20"/>
       </w:rPr>
     </w:lvl>
@@ -932,12 +1826,12 @@
         <w:ind w:left="6480" w:hanging="360"/>
       </w:pPr>
       <w:rPr>
-        <w:rFonts w:hint="default" w:ascii="Wingdings" w:hAnsi="Wingdings"/>
+        <w:rFonts w:ascii="Wingdings" w:hAnsi="Wingdings" w:hint="default"/>
         <w:sz w:val="20"/>
       </w:rPr>
     </w:lvl>
   </w:abstractNum>
-  <w:abstractNum w:abstractNumId="1" w15:restartNumberingAfterBreak="0">
+  <w:abstractNum w:abstractNumId="3" w15:restartNumberingAfterBreak="0">
     <w:nsid w:val="28632091"/>
     <w:multiLevelType w:val="multilevel"/>
     <w:tmpl w:val="06600E4A"/>
@@ -953,7 +1847,7 @@
         <w:ind w:left="720" w:hanging="360"/>
       </w:pPr>
       <w:rPr>
-        <w:rFonts w:hint="default" w:ascii="Symbol" w:hAnsi="Symbol"/>
+        <w:rFonts w:ascii="Symbol" w:hAnsi="Symbol" w:hint="default"/>
         <w:sz w:val="20"/>
       </w:rPr>
     </w:lvl>
@@ -969,7 +1863,7 @@
         <w:ind w:left="1440" w:hanging="360"/>
       </w:pPr>
       <w:rPr>
-        <w:rFonts w:hint="default" w:ascii="Courier New" w:hAnsi="Courier New"/>
+        <w:rFonts w:ascii="Courier New" w:hAnsi="Courier New" w:hint="default"/>
         <w:sz w:val="20"/>
       </w:rPr>
     </w:lvl>
@@ -985,7 +1879,7 @@
         <w:ind w:left="2160" w:hanging="360"/>
       </w:pPr>
       <w:rPr>
-        <w:rFonts w:hint="default" w:ascii="Wingdings" w:hAnsi="Wingdings"/>
+        <w:rFonts w:ascii="Wingdings" w:hAnsi="Wingdings" w:hint="default"/>
         <w:sz w:val="20"/>
       </w:rPr>
     </w:lvl>
@@ -1001,7 +1895,7 @@
         <w:ind w:left="2880" w:hanging="360"/>
       </w:pPr>
       <w:rPr>
-        <w:rFonts w:hint="default" w:ascii="Wingdings" w:hAnsi="Wingdings"/>
+        <w:rFonts w:ascii="Wingdings" w:hAnsi="Wingdings" w:hint="default"/>
         <w:sz w:val="20"/>
       </w:rPr>
     </w:lvl>
@@ -1017,7 +1911,7 @@
         <w:ind w:left="3600" w:hanging="360"/>
       </w:pPr>
       <w:rPr>
-        <w:rFonts w:hint="default" w:ascii="Wingdings" w:hAnsi="Wingdings"/>
+        <w:rFonts w:ascii="Wingdings" w:hAnsi="Wingdings" w:hint="default"/>
         <w:sz w:val="20"/>
       </w:rPr>
     </w:lvl>
@@ -1033,7 +1927,7 @@
         <w:ind w:left="4320" w:hanging="360"/>
       </w:pPr>
       <w:rPr>
-        <w:rFonts w:hint="default" w:ascii="Wingdings" w:hAnsi="Wingdings"/>
+        <w:rFonts w:ascii="Wingdings" w:hAnsi="Wingdings" w:hint="default"/>
         <w:sz w:val="20"/>
       </w:rPr>
     </w:lvl>
@@ -1049,7 +1943,7 @@
         <w:ind w:left="5040" w:hanging="360"/>
       </w:pPr>
       <w:rPr>
-        <w:rFonts w:hint="default" w:ascii="Wingdings" w:hAnsi="Wingdings"/>
+        <w:rFonts w:ascii="Wingdings" w:hAnsi="Wingdings" w:hint="default"/>
         <w:sz w:val="20"/>
       </w:rPr>
     </w:lvl>
@@ -1065,7 +1959,7 @@
         <w:ind w:left="5760" w:hanging="360"/>
       </w:pPr>
       <w:rPr>
-        <w:rFonts w:hint="default" w:ascii="Wingdings" w:hAnsi="Wingdings"/>
+        <w:rFonts w:ascii="Wingdings" w:hAnsi="Wingdings" w:hint="default"/>
         <w:sz w:val="20"/>
       </w:rPr>
     </w:lvl>
@@ -1081,12 +1975,12 @@
         <w:ind w:left="6480" w:hanging="360"/>
       </w:pPr>
       <w:rPr>
-        <w:rFonts w:hint="default" w:ascii="Wingdings" w:hAnsi="Wingdings"/>
+        <w:rFonts w:ascii="Wingdings" w:hAnsi="Wingdings" w:hint="default"/>
         <w:sz w:val="20"/>
       </w:rPr>
     </w:lvl>
   </w:abstractNum>
-  <w:abstractNum w:abstractNumId="2" w15:restartNumberingAfterBreak="0">
+  <w:abstractNum w:abstractNumId="4" w15:restartNumberingAfterBreak="0">
     <w:nsid w:val="4AD470DB"/>
     <w:multiLevelType w:val="multilevel"/>
     <w:tmpl w:val="9C3E5F82"/>
@@ -1102,7 +1996,7 @@
         <w:ind w:left="720" w:hanging="360"/>
       </w:pPr>
       <w:rPr>
-        <w:rFonts w:hint="default" w:ascii="Symbol" w:hAnsi="Symbol"/>
+        <w:rFonts w:ascii="Symbol" w:hAnsi="Symbol" w:hint="default"/>
         <w:sz w:val="20"/>
       </w:rPr>
     </w:lvl>
@@ -1118,7 +2012,7 @@
         <w:ind w:left="1440" w:hanging="360"/>
       </w:pPr>
       <w:rPr>
-        <w:rFonts w:hint="default" w:ascii="Courier New" w:hAnsi="Courier New"/>
+        <w:rFonts w:ascii="Courier New" w:hAnsi="Courier New" w:hint="default"/>
         <w:sz w:val="20"/>
       </w:rPr>
     </w:lvl>
@@ -1134,7 +2028,7 @@
         <w:ind w:left="2160" w:hanging="360"/>
       </w:pPr>
       <w:rPr>
-        <w:rFonts w:hint="default" w:ascii="Wingdings" w:hAnsi="Wingdings"/>
+        <w:rFonts w:ascii="Wingdings" w:hAnsi="Wingdings" w:hint="default"/>
         <w:sz w:val="20"/>
       </w:rPr>
     </w:lvl>
@@ -1150,7 +2044,7 @@
         <w:ind w:left="2880" w:hanging="360"/>
       </w:pPr>
       <w:rPr>
-        <w:rFonts w:hint="default" w:ascii="Wingdings" w:hAnsi="Wingdings"/>
+        <w:rFonts w:ascii="Wingdings" w:hAnsi="Wingdings" w:hint="default"/>
         <w:sz w:val="20"/>
       </w:rPr>
     </w:lvl>
@@ -1166,7 +2060,7 @@
         <w:ind w:left="3600" w:hanging="360"/>
       </w:pPr>
       <w:rPr>
-        <w:rFonts w:hint="default" w:ascii="Wingdings" w:hAnsi="Wingdings"/>
+        <w:rFonts w:ascii="Wingdings" w:hAnsi="Wingdings" w:hint="default"/>
         <w:sz w:val="20"/>
       </w:rPr>
     </w:lvl>
@@ -1182,7 +2076,7 @@
         <w:ind w:left="4320" w:hanging="360"/>
       </w:pPr>
       <w:rPr>
-        <w:rFonts w:hint="default" w:ascii="Wingdings" w:hAnsi="Wingdings"/>
+        <w:rFonts w:ascii="Wingdings" w:hAnsi="Wingdings" w:hint="default"/>
         <w:sz w:val="20"/>
       </w:rPr>
     </w:lvl>
@@ -1198,7 +2092,7 @@
         <w:ind w:left="5040" w:hanging="360"/>
       </w:pPr>
       <w:rPr>
-        <w:rFonts w:hint="default" w:ascii="Wingdings" w:hAnsi="Wingdings"/>
+        <w:rFonts w:ascii="Wingdings" w:hAnsi="Wingdings" w:hint="default"/>
         <w:sz w:val="20"/>
       </w:rPr>
     </w:lvl>
@@ -1214,7 +2108,7 @@
         <w:ind w:left="5760" w:hanging="360"/>
       </w:pPr>
       <w:rPr>
-        <w:rFonts w:hint="default" w:ascii="Wingdings" w:hAnsi="Wingdings"/>
+        <w:rFonts w:ascii="Wingdings" w:hAnsi="Wingdings" w:hint="default"/>
         <w:sz w:val="20"/>
       </w:rPr>
     </w:lvl>
@@ -1230,12 +2124,12 @@
         <w:ind w:left="6480" w:hanging="360"/>
       </w:pPr>
       <w:rPr>
-        <w:rFonts w:hint="default" w:ascii="Wingdings" w:hAnsi="Wingdings"/>
+        <w:rFonts w:ascii="Wingdings" w:hAnsi="Wingdings" w:hint="default"/>
         <w:sz w:val="20"/>
       </w:rPr>
     </w:lvl>
   </w:abstractNum>
-  <w:abstractNum w:abstractNumId="3" w15:restartNumberingAfterBreak="0">
+  <w:abstractNum w:abstractNumId="5" w15:restartNumberingAfterBreak="0">
     <w:nsid w:val="56E73176"/>
     <w:multiLevelType w:val="multilevel"/>
     <w:tmpl w:val="583A3D8E"/>
@@ -1251,7 +2145,7 @@
         <w:ind w:left="720" w:hanging="360"/>
       </w:pPr>
       <w:rPr>
-        <w:rFonts w:hint="default" w:ascii="Symbol" w:hAnsi="Symbol"/>
+        <w:rFonts w:ascii="Symbol" w:hAnsi="Symbol" w:hint="default"/>
         <w:sz w:val="20"/>
       </w:rPr>
     </w:lvl>
@@ -1267,7 +2161,7 @@
         <w:ind w:left="1440" w:hanging="360"/>
       </w:pPr>
       <w:rPr>
-        <w:rFonts w:hint="default" w:ascii="Courier New" w:hAnsi="Courier New"/>
+        <w:rFonts w:ascii="Courier New" w:hAnsi="Courier New" w:hint="default"/>
         <w:sz w:val="20"/>
       </w:rPr>
     </w:lvl>
@@ -1283,7 +2177,7 @@
         <w:ind w:left="2160" w:hanging="360"/>
       </w:pPr>
       <w:rPr>
-        <w:rFonts w:hint="default" w:ascii="Wingdings" w:hAnsi="Wingdings"/>
+        <w:rFonts w:ascii="Wingdings" w:hAnsi="Wingdings" w:hint="default"/>
         <w:sz w:val="20"/>
       </w:rPr>
     </w:lvl>
@@ -1299,7 +2193,7 @@
         <w:ind w:left="2880" w:hanging="360"/>
       </w:pPr>
       <w:rPr>
-        <w:rFonts w:hint="default" w:ascii="Wingdings" w:hAnsi="Wingdings"/>
+        <w:rFonts w:ascii="Wingdings" w:hAnsi="Wingdings" w:hint="default"/>
         <w:sz w:val="20"/>
       </w:rPr>
     </w:lvl>
@@ -1315,7 +2209,7 @@
         <w:ind w:left="3600" w:hanging="360"/>
       </w:pPr>
       <w:rPr>
-        <w:rFonts w:hint="default" w:ascii="Wingdings" w:hAnsi="Wingdings"/>
+        <w:rFonts w:ascii="Wingdings" w:hAnsi="Wingdings" w:hint="default"/>
         <w:sz w:val="20"/>
       </w:rPr>
     </w:lvl>
@@ -1331,7 +2225,7 @@
         <w:ind w:left="4320" w:hanging="360"/>
       </w:pPr>
       <w:rPr>
-        <w:rFonts w:hint="default" w:ascii="Wingdings" w:hAnsi="Wingdings"/>
+        <w:rFonts w:ascii="Wingdings" w:hAnsi="Wingdings" w:hint="default"/>
         <w:sz w:val="20"/>
       </w:rPr>
     </w:lvl>
@@ -1347,7 +2241,7 @@
         <w:ind w:left="5040" w:hanging="360"/>
       </w:pPr>
       <w:rPr>
-        <w:rFonts w:hint="default" w:ascii="Wingdings" w:hAnsi="Wingdings"/>
+        <w:rFonts w:ascii="Wingdings" w:hAnsi="Wingdings" w:hint="default"/>
         <w:sz w:val="20"/>
       </w:rPr>
     </w:lvl>
@@ -1363,7 +2257,7 @@
         <w:ind w:left="5760" w:hanging="360"/>
       </w:pPr>
       <w:rPr>
-        <w:rFonts w:hint="default" w:ascii="Wingdings" w:hAnsi="Wingdings"/>
+        <w:rFonts w:ascii="Wingdings" w:hAnsi="Wingdings" w:hint="default"/>
         <w:sz w:val="20"/>
       </w:rPr>
     </w:lvl>
@@ -1379,12 +2273,12 @@
         <w:ind w:left="6480" w:hanging="360"/>
       </w:pPr>
       <w:rPr>
-        <w:rFonts w:hint="default" w:ascii="Wingdings" w:hAnsi="Wingdings"/>
+        <w:rFonts w:ascii="Wingdings" w:hAnsi="Wingdings" w:hint="default"/>
         <w:sz w:val="20"/>
       </w:rPr>
     </w:lvl>
   </w:abstractNum>
-  <w:abstractNum w:abstractNumId="4" w15:restartNumberingAfterBreak="0">
+  <w:abstractNum w:abstractNumId="6" w15:restartNumberingAfterBreak="0">
     <w:nsid w:val="56E8410E"/>
     <w:multiLevelType w:val="multilevel"/>
     <w:tmpl w:val="FD4AB968"/>
@@ -1400,7 +2294,7 @@
         <w:ind w:left="720" w:hanging="360"/>
       </w:pPr>
       <w:rPr>
-        <w:rFonts w:hint="default" w:ascii="Symbol" w:hAnsi="Symbol"/>
+        <w:rFonts w:ascii="Symbol" w:hAnsi="Symbol" w:hint="default"/>
         <w:sz w:val="20"/>
       </w:rPr>
     </w:lvl>
@@ -1416,7 +2310,7 @@
         <w:ind w:left="1440" w:hanging="360"/>
       </w:pPr>
       <w:rPr>
-        <w:rFonts w:hint="default" w:ascii="Courier New" w:hAnsi="Courier New"/>
+        <w:rFonts w:ascii="Courier New" w:hAnsi="Courier New" w:hint="default"/>
         <w:sz w:val="20"/>
       </w:rPr>
     </w:lvl>
@@ -1432,7 +2326,7 @@
         <w:ind w:left="2160" w:hanging="360"/>
       </w:pPr>
       <w:rPr>
-        <w:rFonts w:hint="default" w:ascii="Wingdings" w:hAnsi="Wingdings"/>
+        <w:rFonts w:ascii="Wingdings" w:hAnsi="Wingdings" w:hint="default"/>
         <w:sz w:val="20"/>
       </w:rPr>
     </w:lvl>
@@ -1448,7 +2342,7 @@
         <w:ind w:left="2880" w:hanging="360"/>
       </w:pPr>
       <w:rPr>
-        <w:rFonts w:hint="default" w:ascii="Wingdings" w:hAnsi="Wingdings"/>
+        <w:rFonts w:ascii="Wingdings" w:hAnsi="Wingdings" w:hint="default"/>
         <w:sz w:val="20"/>
       </w:rPr>
     </w:lvl>
@@ -1464,7 +2358,7 @@
         <w:ind w:left="3600" w:hanging="360"/>
       </w:pPr>
       <w:rPr>
-        <w:rFonts w:hint="default" w:ascii="Wingdings" w:hAnsi="Wingdings"/>
+        <w:rFonts w:ascii="Wingdings" w:hAnsi="Wingdings" w:hint="default"/>
         <w:sz w:val="20"/>
       </w:rPr>
     </w:lvl>
@@ -1480,7 +2374,7 @@
         <w:ind w:left="4320" w:hanging="360"/>
       </w:pPr>
       <w:rPr>
-        <w:rFonts w:hint="default" w:ascii="Wingdings" w:hAnsi="Wingdings"/>
+        <w:rFonts w:ascii="Wingdings" w:hAnsi="Wingdings" w:hint="default"/>
         <w:sz w:val="20"/>
       </w:rPr>
     </w:lvl>
@@ -1496,7 +2390,7 @@
         <w:ind w:left="5040" w:hanging="360"/>
       </w:pPr>
       <w:rPr>
-        <w:rFonts w:hint="default" w:ascii="Wingdings" w:hAnsi="Wingdings"/>
+        <w:rFonts w:ascii="Wingdings" w:hAnsi="Wingdings" w:hint="default"/>
         <w:sz w:val="20"/>
       </w:rPr>
     </w:lvl>
@@ -1512,7 +2406,7 @@
         <w:ind w:left="5760" w:hanging="360"/>
       </w:pPr>
       <w:rPr>
-        <w:rFonts w:hint="default" w:ascii="Wingdings" w:hAnsi="Wingdings"/>
+        <w:rFonts w:ascii="Wingdings" w:hAnsi="Wingdings" w:hint="default"/>
         <w:sz w:val="20"/>
       </w:rPr>
     </w:lvl>
@@ -1528,12 +2422,12 @@
         <w:ind w:left="6480" w:hanging="360"/>
       </w:pPr>
       <w:rPr>
-        <w:rFonts w:hint="default" w:ascii="Wingdings" w:hAnsi="Wingdings"/>
+        <w:rFonts w:ascii="Wingdings" w:hAnsi="Wingdings" w:hint="default"/>
         <w:sz w:val="20"/>
       </w:rPr>
     </w:lvl>
   </w:abstractNum>
-  <w:abstractNum w:abstractNumId="5" w15:restartNumberingAfterBreak="0">
+  <w:abstractNum w:abstractNumId="7" w15:restartNumberingAfterBreak="0">
     <w:nsid w:val="6B5E3CD8"/>
     <w:multiLevelType w:val="multilevel"/>
     <w:tmpl w:val="F95E1FAA"/>
@@ -1549,7 +2443,7 @@
         <w:ind w:left="720" w:hanging="360"/>
       </w:pPr>
       <w:rPr>
-        <w:rFonts w:hint="default" w:ascii="Symbol" w:hAnsi="Symbol"/>
+        <w:rFonts w:ascii="Symbol" w:hAnsi="Symbol" w:hint="default"/>
         <w:sz w:val="20"/>
       </w:rPr>
     </w:lvl>
@@ -1565,7 +2459,7 @@
         <w:ind w:left="1440" w:hanging="360"/>
       </w:pPr>
       <w:rPr>
-        <w:rFonts w:hint="default" w:ascii="Courier New" w:hAnsi="Courier New"/>
+        <w:rFonts w:ascii="Courier New" w:hAnsi="Courier New" w:hint="default"/>
         <w:sz w:val="20"/>
       </w:rPr>
     </w:lvl>
@@ -1581,7 +2475,7 @@
         <w:ind w:left="2160" w:hanging="360"/>
       </w:pPr>
       <w:rPr>
-        <w:rFonts w:hint="default" w:ascii="Wingdings" w:hAnsi="Wingdings"/>
+        <w:rFonts w:ascii="Wingdings" w:hAnsi="Wingdings" w:hint="default"/>
         <w:sz w:val="20"/>
       </w:rPr>
     </w:lvl>
@@ -1597,7 +2491,7 @@
         <w:ind w:left="2880" w:hanging="360"/>
       </w:pPr>
       <w:rPr>
-        <w:rFonts w:hint="default" w:ascii="Wingdings" w:hAnsi="Wingdings"/>
+        <w:rFonts w:ascii="Wingdings" w:hAnsi="Wingdings" w:hint="default"/>
         <w:sz w:val="20"/>
       </w:rPr>
     </w:lvl>
@@ -1613,7 +2507,7 @@
         <w:ind w:left="3600" w:hanging="360"/>
       </w:pPr>
       <w:rPr>
-        <w:rFonts w:hint="default" w:ascii="Wingdings" w:hAnsi="Wingdings"/>
+        <w:rFonts w:ascii="Wingdings" w:hAnsi="Wingdings" w:hint="default"/>
         <w:sz w:val="20"/>
       </w:rPr>
     </w:lvl>
@@ -1629,7 +2523,7 @@
         <w:ind w:left="4320" w:hanging="360"/>
       </w:pPr>
       <w:rPr>
-        <w:rFonts w:hint="default" w:ascii="Wingdings" w:hAnsi="Wingdings"/>
+        <w:rFonts w:ascii="Wingdings" w:hAnsi="Wingdings" w:hint="default"/>
         <w:sz w:val="20"/>
       </w:rPr>
     </w:lvl>
@@ -1645,7 +2539,7 @@
         <w:ind w:left="5040" w:hanging="360"/>
       </w:pPr>
       <w:rPr>
-        <w:rFonts w:hint="default" w:ascii="Wingdings" w:hAnsi="Wingdings"/>
+        <w:rFonts w:ascii="Wingdings" w:hAnsi="Wingdings" w:hint="default"/>
         <w:sz w:val="20"/>
       </w:rPr>
     </w:lvl>
@@ -1661,7 +2555,7 @@
         <w:ind w:left="5760" w:hanging="360"/>
       </w:pPr>
       <w:rPr>
-        <w:rFonts w:hint="default" w:ascii="Wingdings" w:hAnsi="Wingdings"/>
+        <w:rFonts w:ascii="Wingdings" w:hAnsi="Wingdings" w:hint="default"/>
         <w:sz w:val="20"/>
       </w:rPr>
     </w:lvl>
@@ -1677,12 +2571,12 @@
         <w:ind w:left="6480" w:hanging="360"/>
       </w:pPr>
       <w:rPr>
-        <w:rFonts w:hint="default" w:ascii="Wingdings" w:hAnsi="Wingdings"/>
+        <w:rFonts w:ascii="Wingdings" w:hAnsi="Wingdings" w:hint="default"/>
         <w:sz w:val="20"/>
       </w:rPr>
     </w:lvl>
   </w:abstractNum>
-  <w:abstractNum w:abstractNumId="6" w15:restartNumberingAfterBreak="0">
+  <w:abstractNum w:abstractNumId="8" w15:restartNumberingAfterBreak="0">
     <w:nsid w:val="70705130"/>
     <w:multiLevelType w:val="multilevel"/>
     <w:tmpl w:val="B478CFCE"/>
@@ -1698,7 +2592,7 @@
         <w:ind w:left="720" w:hanging="360"/>
       </w:pPr>
       <w:rPr>
-        <w:rFonts w:hint="default" w:ascii="Symbol" w:hAnsi="Symbol"/>
+        <w:rFonts w:ascii="Symbol" w:hAnsi="Symbol" w:hint="default"/>
         <w:sz w:val="20"/>
       </w:rPr>
     </w:lvl>
@@ -1714,7 +2608,7 @@
         <w:ind w:left="1440" w:hanging="360"/>
       </w:pPr>
       <w:rPr>
-        <w:rFonts w:hint="default" w:ascii="Courier New" w:hAnsi="Courier New"/>
+        <w:rFonts w:ascii="Courier New" w:hAnsi="Courier New" w:hint="default"/>
         <w:sz w:val="20"/>
       </w:rPr>
     </w:lvl>
@@ -1730,7 +2624,7 @@
         <w:ind w:left="2160" w:hanging="360"/>
       </w:pPr>
       <w:rPr>
-        <w:rFonts w:hint="default" w:ascii="Wingdings" w:hAnsi="Wingdings"/>
+        <w:rFonts w:ascii="Wingdings" w:hAnsi="Wingdings" w:hint="default"/>
         <w:sz w:val="20"/>
       </w:rPr>
     </w:lvl>
@@ -1746,7 +2640,7 @@
         <w:ind w:left="2880" w:hanging="360"/>
       </w:pPr>
       <w:rPr>
-        <w:rFonts w:hint="default" w:ascii="Wingdings" w:hAnsi="Wingdings"/>
+        <w:rFonts w:ascii="Wingdings" w:hAnsi="Wingdings" w:hint="default"/>
         <w:sz w:val="20"/>
       </w:rPr>
     </w:lvl>
@@ -1762,7 +2656,7 @@
         <w:ind w:left="3600" w:hanging="360"/>
       </w:pPr>
       <w:rPr>
-        <w:rFonts w:hint="default" w:ascii="Wingdings" w:hAnsi="Wingdings"/>
+        <w:rFonts w:ascii="Wingdings" w:hAnsi="Wingdings" w:hint="default"/>
         <w:sz w:val="20"/>
       </w:rPr>
     </w:lvl>
@@ -1778,7 +2672,7 @@
         <w:ind w:left="4320" w:hanging="360"/>
       </w:pPr>
       <w:rPr>
-        <w:rFonts w:hint="default" w:ascii="Wingdings" w:hAnsi="Wingdings"/>
+        <w:rFonts w:ascii="Wingdings" w:hAnsi="Wingdings" w:hint="default"/>
         <w:sz w:val="20"/>
       </w:rPr>
     </w:lvl>
@@ -1794,7 +2688,7 @@
         <w:ind w:left="5040" w:hanging="360"/>
       </w:pPr>
       <w:rPr>
-        <w:rFonts w:hint="default" w:ascii="Wingdings" w:hAnsi="Wingdings"/>
+        <w:rFonts w:ascii="Wingdings" w:hAnsi="Wingdings" w:hint="default"/>
         <w:sz w:val="20"/>
       </w:rPr>
     </w:lvl>
@@ -1810,7 +2704,7 @@
         <w:ind w:left="5760" w:hanging="360"/>
       </w:pPr>
       <w:rPr>
-        <w:rFonts w:hint="default" w:ascii="Wingdings" w:hAnsi="Wingdings"/>
+        <w:rFonts w:ascii="Wingdings" w:hAnsi="Wingdings" w:hint="default"/>
         <w:sz w:val="20"/>
       </w:rPr>
     </w:lvl>
@@ -1826,31 +2720,37 @@
         <w:ind w:left="6480" w:hanging="360"/>
       </w:pPr>
       <w:rPr>
-        <w:rFonts w:hint="default" w:ascii="Wingdings" w:hAnsi="Wingdings"/>
+        <w:rFonts w:ascii="Wingdings" w:hAnsi="Wingdings" w:hint="default"/>
         <w:sz w:val="20"/>
       </w:rPr>
     </w:lvl>
   </w:abstractNum>
   <w:num w:numId="1" w16cid:durableId="851067558">
+    <w:abstractNumId w:val="6"/>
+  </w:num>
+  <w:num w:numId="2" w16cid:durableId="2034724504">
+    <w:abstractNumId w:val="5"/>
+  </w:num>
+  <w:num w:numId="3" w16cid:durableId="1309358199">
     <w:abstractNumId w:val="4"/>
   </w:num>
-  <w:num w:numId="2" w16cid:durableId="2034724504">
+  <w:num w:numId="4" w16cid:durableId="1460150062">
     <w:abstractNumId w:val="3"/>
   </w:num>
-  <w:num w:numId="3" w16cid:durableId="1309358199">
+  <w:num w:numId="5" w16cid:durableId="522403545">
+    <w:abstractNumId w:val="7"/>
+  </w:num>
+  <w:num w:numId="6" w16cid:durableId="12877029">
     <w:abstractNumId w:val="2"/>
   </w:num>
-  <w:num w:numId="4" w16cid:durableId="1460150062">
+  <w:num w:numId="7" w16cid:durableId="1270701178">
+    <w:abstractNumId w:val="8"/>
+  </w:num>
+  <w:num w:numId="8" w16cid:durableId="1440837178">
     <w:abstractNumId w:val="1"/>
   </w:num>
-  <w:num w:numId="5" w16cid:durableId="522403545">
-    <w:abstractNumId w:val="5"/>
-  </w:num>
-  <w:num w:numId="6" w16cid:durableId="12877029">
+  <w:num w:numId="9" w16cid:durableId="982541197">
     <w:abstractNumId w:val="0"/>
-  </w:num>
-  <w:num w:numId="7" w16cid:durableId="1270701178">
-    <w:abstractNumId w:val="6"/>
   </w:num>
 </w:numbering>
 </file>
@@ -1860,7 +2760,7 @@
   <w:docDefaults>
     <w:rPrDefault>
       <w:rPr>
-        <w:rFonts w:asciiTheme="minorHAnsi" w:hAnsiTheme="minorHAnsi" w:eastAsiaTheme="minorHAnsi" w:cstheme="minorBidi"/>
+        <w:rFonts w:asciiTheme="minorHAnsi" w:eastAsiaTheme="minorHAnsi" w:hAnsiTheme="minorHAnsi" w:cstheme="minorBidi"/>
         <w:kern w:val="2"/>
         <w:sz w:val="24"/>
         <w:szCs w:val="24"/>
@@ -1877,14 +2777,14 @@
   <w:latentStyles w:defLockedState="0" w:defUIPriority="99" w:defSemiHidden="0" w:defUnhideWhenUsed="0" w:defQFormat="0" w:count="376">
     <w:lsdException w:name="Normal" w:uiPriority="0" w:qFormat="1"/>
     <w:lsdException w:name="heading 1" w:uiPriority="9" w:qFormat="1"/>
-    <w:lsdException w:name="heading 2" w:uiPriority="9" w:semiHidden="1" w:unhideWhenUsed="1" w:qFormat="1"/>
-    <w:lsdException w:name="heading 3" w:uiPriority="9" w:semiHidden="1" w:unhideWhenUsed="1" w:qFormat="1"/>
-    <w:lsdException w:name="heading 4" w:uiPriority="9" w:semiHidden="1" w:unhideWhenUsed="1" w:qFormat="1"/>
-    <w:lsdException w:name="heading 5" w:uiPriority="9" w:semiHidden="1" w:unhideWhenUsed="1" w:qFormat="1"/>
-    <w:lsdException w:name="heading 6" w:uiPriority="9" w:semiHidden="1" w:unhideWhenUsed="1" w:qFormat="1"/>
-    <w:lsdException w:name="heading 7" w:uiPriority="9" w:semiHidden="1" w:unhideWhenUsed="1" w:qFormat="1"/>
-    <w:lsdException w:name="heading 8" w:uiPriority="9" w:semiHidden="1" w:unhideWhenUsed="1" w:qFormat="1"/>
-    <w:lsdException w:name="heading 9" w:uiPriority="9" w:semiHidden="1" w:unhideWhenUsed="1" w:qFormat="1"/>
+    <w:lsdException w:name="heading 2" w:semiHidden="1" w:uiPriority="9" w:unhideWhenUsed="1" w:qFormat="1"/>
+    <w:lsdException w:name="heading 3" w:semiHidden="1" w:uiPriority="9" w:unhideWhenUsed="1" w:qFormat="1"/>
+    <w:lsdException w:name="heading 4" w:semiHidden="1" w:uiPriority="9" w:unhideWhenUsed="1" w:qFormat="1"/>
+    <w:lsdException w:name="heading 5" w:semiHidden="1" w:uiPriority="9" w:unhideWhenUsed="1" w:qFormat="1"/>
+    <w:lsdException w:name="heading 6" w:semiHidden="1" w:uiPriority="9" w:unhideWhenUsed="1" w:qFormat="1"/>
+    <w:lsdException w:name="heading 7" w:semiHidden="1" w:uiPriority="9" w:unhideWhenUsed="1" w:qFormat="1"/>
+    <w:lsdException w:name="heading 8" w:semiHidden="1" w:uiPriority="9" w:unhideWhenUsed="1" w:qFormat="1"/>
+    <w:lsdException w:name="heading 9" w:semiHidden="1" w:uiPriority="9" w:unhideWhenUsed="1" w:qFormat="1"/>
     <w:lsdException w:name="index 1" w:semiHidden="1" w:unhideWhenUsed="1"/>
     <w:lsdException w:name="index 2" w:semiHidden="1" w:unhideWhenUsed="1"/>
     <w:lsdException w:name="index 3" w:semiHidden="1" w:unhideWhenUsed="1"/>
@@ -1894,22 +2794,22 @@
     <w:lsdException w:name="index 7" w:semiHidden="1" w:unhideWhenUsed="1"/>
     <w:lsdException w:name="index 8" w:semiHidden="1" w:unhideWhenUsed="1"/>
     <w:lsdException w:name="index 9" w:semiHidden="1" w:unhideWhenUsed="1"/>
-    <w:lsdException w:name="toc 1" w:uiPriority="39" w:semiHidden="1" w:unhideWhenUsed="1"/>
-    <w:lsdException w:name="toc 2" w:uiPriority="39" w:semiHidden="1" w:unhideWhenUsed="1"/>
-    <w:lsdException w:name="toc 3" w:uiPriority="39" w:semiHidden="1" w:unhideWhenUsed="1"/>
-    <w:lsdException w:name="toc 4" w:uiPriority="39" w:semiHidden="1" w:unhideWhenUsed="1"/>
-    <w:lsdException w:name="toc 5" w:uiPriority="39" w:semiHidden="1" w:unhideWhenUsed="1"/>
-    <w:lsdException w:name="toc 6" w:uiPriority="39" w:semiHidden="1" w:unhideWhenUsed="1"/>
-    <w:lsdException w:name="toc 7" w:uiPriority="39" w:semiHidden="1" w:unhideWhenUsed="1"/>
-    <w:lsdException w:name="toc 8" w:uiPriority="39" w:semiHidden="1" w:unhideWhenUsed="1"/>
-    <w:lsdException w:name="toc 9" w:uiPriority="39" w:semiHidden="1" w:unhideWhenUsed="1"/>
+    <w:lsdException w:name="toc 1" w:semiHidden="1" w:uiPriority="39" w:unhideWhenUsed="1"/>
+    <w:lsdException w:name="toc 2" w:semiHidden="1" w:uiPriority="39" w:unhideWhenUsed="1"/>
+    <w:lsdException w:name="toc 3" w:semiHidden="1" w:uiPriority="39" w:unhideWhenUsed="1"/>
+    <w:lsdException w:name="toc 4" w:semiHidden="1" w:uiPriority="39" w:unhideWhenUsed="1"/>
+    <w:lsdException w:name="toc 5" w:semiHidden="1" w:uiPriority="39" w:unhideWhenUsed="1"/>
+    <w:lsdException w:name="toc 6" w:semiHidden="1" w:uiPriority="39" w:unhideWhenUsed="1"/>
+    <w:lsdException w:name="toc 7" w:semiHidden="1" w:uiPriority="39" w:unhideWhenUsed="1"/>
+    <w:lsdException w:name="toc 8" w:semiHidden="1" w:uiPriority="39" w:unhideWhenUsed="1"/>
+    <w:lsdException w:name="toc 9" w:semiHidden="1" w:uiPriority="39" w:unhideWhenUsed="1"/>
     <w:lsdException w:name="Normal Indent" w:semiHidden="1" w:unhideWhenUsed="1"/>
     <w:lsdException w:name="footnote text" w:semiHidden="1" w:unhideWhenUsed="1"/>
     <w:lsdException w:name="annotation text" w:semiHidden="1" w:unhideWhenUsed="1"/>
     <w:lsdException w:name="header" w:semiHidden="1" w:unhideWhenUsed="1"/>
     <w:lsdException w:name="footer" w:semiHidden="1" w:unhideWhenUsed="1"/>
     <w:lsdException w:name="index heading" w:semiHidden="1" w:unhideWhenUsed="1"/>
-    <w:lsdException w:name="caption" w:uiPriority="35" w:semiHidden="1" w:unhideWhenUsed="1" w:qFormat="1"/>
+    <w:lsdException w:name="caption" w:semiHidden="1" w:uiPriority="35" w:unhideWhenUsed="1" w:qFormat="1"/>
     <w:lsdException w:name="table of figures" w:semiHidden="1" w:unhideWhenUsed="1"/>
     <w:lsdException w:name="envelope address" w:semiHidden="1" w:unhideWhenUsed="1"/>
     <w:lsdException w:name="envelope return" w:semiHidden="1" w:unhideWhenUsed="1"/>
@@ -1940,7 +2840,7 @@
     <w:lsdException w:name="Title" w:uiPriority="10" w:qFormat="1"/>
     <w:lsdException w:name="Closing" w:semiHidden="1" w:unhideWhenUsed="1"/>
     <w:lsdException w:name="Signature" w:semiHidden="1" w:unhideWhenUsed="1"/>
-    <w:lsdException w:name="Default Paragraph Font" w:uiPriority="1" w:semiHidden="1" w:unhideWhenUsed="1"/>
+    <w:lsdException w:name="Default Paragraph Font" w:semiHidden="1" w:uiPriority="1" w:unhideWhenUsed="1"/>
     <w:lsdException w:name="Body Text" w:semiHidden="1" w:unhideWhenUsed="1"/>
     <w:lsdException w:name="Body Text Indent" w:semiHidden="1" w:unhideWhenUsed="1"/>
     <w:lsdException w:name="List Continue" w:semiHidden="1" w:unhideWhenUsed="1"/>
@@ -2140,8 +3040,8 @@
     <w:lsdException w:name="Subtle Reference" w:uiPriority="31" w:qFormat="1"/>
     <w:lsdException w:name="Intense Reference" w:uiPriority="32" w:qFormat="1"/>
     <w:lsdException w:name="Book Title" w:uiPriority="33" w:qFormat="1"/>
-    <w:lsdException w:name="Bibliography" w:uiPriority="37" w:semiHidden="1" w:unhideWhenUsed="1"/>
-    <w:lsdException w:name="TOC Heading" w:uiPriority="39" w:semiHidden="1" w:unhideWhenUsed="1" w:qFormat="1"/>
+    <w:lsdException w:name="Bibliography" w:semiHidden="1" w:uiPriority="37" w:unhideWhenUsed="1"/>
+    <w:lsdException w:name="TOC Heading" w:semiHidden="1" w:uiPriority="39" w:unhideWhenUsed="1" w:qFormat="1"/>
     <w:lsdException w:name="Plain Table 1" w:uiPriority="41"/>
     <w:lsdException w:name="Plain Table 2" w:uiPriority="42"/>
     <w:lsdException w:name="Plain Table 3" w:uiPriority="43"/>
@@ -2252,7 +3152,7 @@
     <w:lsdException w:name="Unresolved Mention" w:semiHidden="1" w:unhideWhenUsed="1"/>
     <w:lsdException w:name="Smart Link" w:semiHidden="1" w:unhideWhenUsed="1"/>
   </w:latentStyles>
-  <w:style w:type="paragraph" w:styleId="Normal" w:default="1">
+  <w:style w:type="paragraph" w:default="1" w:styleId="Normal">
     <w:name w:val="Normal"/>
     <w:qFormat/>
     <w:rsid w:val="00C56CF2"/>
@@ -2272,7 +3172,7 @@
       <w:outlineLvl w:val="0"/>
     </w:pPr>
     <w:rPr>
-      <w:rFonts w:asciiTheme="majorHAnsi" w:hAnsiTheme="majorHAnsi" w:eastAsiaTheme="majorEastAsia" w:cstheme="majorBidi"/>
+      <w:rFonts w:asciiTheme="majorHAnsi" w:eastAsiaTheme="majorEastAsia" w:hAnsiTheme="majorHAnsi" w:cstheme="majorBidi"/>
       <w:color w:val="0F4761" w:themeColor="accent1" w:themeShade="BF"/>
       <w:sz w:val="40"/>
       <w:szCs w:val="40"/>
@@ -2294,7 +3194,7 @@
       <w:outlineLvl w:val="1"/>
     </w:pPr>
     <w:rPr>
-      <w:rFonts w:asciiTheme="majorHAnsi" w:hAnsiTheme="majorHAnsi" w:eastAsiaTheme="majorEastAsia" w:cstheme="majorBidi"/>
+      <w:rFonts w:asciiTheme="majorHAnsi" w:eastAsiaTheme="majorEastAsia" w:hAnsiTheme="majorHAnsi" w:cstheme="majorBidi"/>
       <w:color w:val="0F4761" w:themeColor="accent1" w:themeShade="BF"/>
       <w:sz w:val="32"/>
       <w:szCs w:val="32"/>
@@ -2454,12 +3354,12 @@
       <w:color w:val="272727" w:themeColor="text1" w:themeTint="D8"/>
     </w:rPr>
   </w:style>
-  <w:style w:type="character" w:styleId="DefaultParagraphFont" w:default="1">
+  <w:style w:type="character" w:default="1" w:styleId="DefaultParagraphFont">
     <w:name w:val="Default Paragraph Font"/>
     <w:uiPriority w:val="1"/>
     <w:unhideWhenUsed/>
   </w:style>
-  <w:style w:type="table" w:styleId="TableNormal" w:default="1">
+  <w:style w:type="table" w:default="1" w:styleId="TableNormal">
     <w:name w:val="Normal Table"/>
     <w:uiPriority w:val="99"/>
     <w:semiHidden/>
@@ -2474,39 +3374,39 @@
       </w:tblCellMar>
     </w:tblPr>
   </w:style>
-  <w:style w:type="numbering" w:styleId="NoList" w:default="1">
+  <w:style w:type="numbering" w:default="1" w:styleId="NoList">
     <w:name w:val="No List"/>
     <w:uiPriority w:val="99"/>
     <w:semiHidden/>
     <w:unhideWhenUsed/>
   </w:style>
-  <w:style w:type="character" w:styleId="Heading1Char" w:customStyle="1">
+  <w:style w:type="character" w:customStyle="1" w:styleId="Heading1Char">
     <w:name w:val="Heading 1 Char"/>
     <w:basedOn w:val="DefaultParagraphFont"/>
     <w:link w:val="Heading1"/>
     <w:uiPriority w:val="9"/>
     <w:rsid w:val="00010D36"/>
     <w:rPr>
-      <w:rFonts w:asciiTheme="majorHAnsi" w:hAnsiTheme="majorHAnsi" w:eastAsiaTheme="majorEastAsia" w:cstheme="majorBidi"/>
+      <w:rFonts w:asciiTheme="majorHAnsi" w:eastAsiaTheme="majorEastAsia" w:hAnsiTheme="majorHAnsi" w:cstheme="majorBidi"/>
       <w:color w:val="0F4761" w:themeColor="accent1" w:themeShade="BF"/>
       <w:sz w:val="40"/>
       <w:szCs w:val="40"/>
     </w:rPr>
   </w:style>
-  <w:style w:type="character" w:styleId="Heading2Char" w:customStyle="1">
+  <w:style w:type="character" w:customStyle="1" w:styleId="Heading2Char">
     <w:name w:val="Heading 2 Char"/>
     <w:basedOn w:val="DefaultParagraphFont"/>
     <w:link w:val="Heading2"/>
     <w:uiPriority w:val="9"/>
     <w:rsid w:val="00010D36"/>
     <w:rPr>
-      <w:rFonts w:asciiTheme="majorHAnsi" w:hAnsiTheme="majorHAnsi" w:eastAsiaTheme="majorEastAsia" w:cstheme="majorBidi"/>
+      <w:rFonts w:asciiTheme="majorHAnsi" w:eastAsiaTheme="majorEastAsia" w:hAnsiTheme="majorHAnsi" w:cstheme="majorBidi"/>
       <w:color w:val="0F4761" w:themeColor="accent1" w:themeShade="BF"/>
       <w:sz w:val="32"/>
       <w:szCs w:val="32"/>
     </w:rPr>
   </w:style>
-  <w:style w:type="character" w:styleId="Heading3Char" w:customStyle="1">
+  <w:style w:type="character" w:customStyle="1" w:styleId="Heading3Char">
     <w:name w:val="Heading 3 Char"/>
     <w:basedOn w:val="DefaultParagraphFont"/>
     <w:link w:val="Heading3"/>
@@ -2519,7 +3419,7 @@
       <w:szCs w:val="28"/>
     </w:rPr>
   </w:style>
-  <w:style w:type="character" w:styleId="Heading4Char" w:customStyle="1">
+  <w:style w:type="character" w:customStyle="1" w:styleId="Heading4Char">
     <w:name w:val="Heading 4 Char"/>
     <w:basedOn w:val="DefaultParagraphFont"/>
     <w:link w:val="Heading4"/>
@@ -2533,7 +3433,7 @@
       <w:color w:val="0F4761" w:themeColor="accent1" w:themeShade="BF"/>
     </w:rPr>
   </w:style>
-  <w:style w:type="character" w:styleId="Heading5Char" w:customStyle="1">
+  <w:style w:type="character" w:customStyle="1" w:styleId="Heading5Char">
     <w:name w:val="Heading 5 Char"/>
     <w:basedOn w:val="DefaultParagraphFont"/>
     <w:link w:val="Heading5"/>
@@ -2545,7 +3445,7 @@
       <w:color w:val="0F4761" w:themeColor="accent1" w:themeShade="BF"/>
     </w:rPr>
   </w:style>
-  <w:style w:type="character" w:styleId="Heading6Char" w:customStyle="1">
+  <w:style w:type="character" w:customStyle="1" w:styleId="Heading6Char">
     <w:name w:val="Heading 6 Char"/>
     <w:basedOn w:val="DefaultParagraphFont"/>
     <w:link w:val="Heading6"/>
@@ -2559,7 +3459,7 @@
       <w:color w:val="595959" w:themeColor="text1" w:themeTint="A6"/>
     </w:rPr>
   </w:style>
-  <w:style w:type="character" w:styleId="Heading7Char" w:customStyle="1">
+  <w:style w:type="character" w:customStyle="1" w:styleId="Heading7Char">
     <w:name w:val="Heading 7 Char"/>
     <w:basedOn w:val="DefaultParagraphFont"/>
     <w:link w:val="Heading7"/>
@@ -2571,7 +3471,7 @@
       <w:color w:val="595959" w:themeColor="text1" w:themeTint="A6"/>
     </w:rPr>
   </w:style>
-  <w:style w:type="character" w:styleId="Heading8Char" w:customStyle="1">
+  <w:style w:type="character" w:customStyle="1" w:styleId="Heading8Char">
     <w:name w:val="Heading 8 Char"/>
     <w:basedOn w:val="DefaultParagraphFont"/>
     <w:link w:val="Heading8"/>
@@ -2585,7 +3485,7 @@
       <w:color w:val="272727" w:themeColor="text1" w:themeTint="D8"/>
     </w:rPr>
   </w:style>
-  <w:style w:type="character" w:styleId="Heading9Char" w:customStyle="1">
+  <w:style w:type="character" w:customStyle="1" w:styleId="Heading9Char">
     <w:name w:val="Heading 9 Char"/>
     <w:basedOn w:val="DefaultParagraphFont"/>
     <w:link w:val="Heading9"/>
@@ -2610,21 +3510,21 @@
       <w:contextualSpacing/>
     </w:pPr>
     <w:rPr>
-      <w:rFonts w:asciiTheme="majorHAnsi" w:hAnsiTheme="majorHAnsi" w:eastAsiaTheme="majorEastAsia" w:cstheme="majorBidi"/>
+      <w:rFonts w:asciiTheme="majorHAnsi" w:eastAsiaTheme="majorEastAsia" w:hAnsiTheme="majorHAnsi" w:cstheme="majorBidi"/>
       <w:spacing w:val="-10"/>
       <w:kern w:val="28"/>
       <w:sz w:val="56"/>
       <w:szCs w:val="56"/>
     </w:rPr>
   </w:style>
-  <w:style w:type="character" w:styleId="TitleChar" w:customStyle="1">
+  <w:style w:type="character" w:customStyle="1" w:styleId="TitleChar">
     <w:name w:val="Title Char"/>
     <w:basedOn w:val="DefaultParagraphFont"/>
     <w:link w:val="Title"/>
     <w:uiPriority w:val="10"/>
     <w:rsid w:val="00010D36"/>
     <w:rPr>
-      <w:rFonts w:asciiTheme="majorHAnsi" w:hAnsiTheme="majorHAnsi" w:eastAsiaTheme="majorEastAsia" w:cstheme="majorBidi"/>
+      <w:rFonts w:asciiTheme="majorHAnsi" w:eastAsiaTheme="majorEastAsia" w:hAnsiTheme="majorHAnsi" w:cstheme="majorBidi"/>
       <w:spacing w:val="-10"/>
       <w:kern w:val="28"/>
       <w:sz w:val="56"/>
@@ -2652,7 +3552,7 @@
       <w:szCs w:val="28"/>
     </w:rPr>
   </w:style>
-  <w:style w:type="character" w:styleId="SubtitleChar" w:customStyle="1">
+  <w:style w:type="character" w:customStyle="1" w:styleId="SubtitleChar">
     <w:name w:val="Subtitle Char"/>
     <w:basedOn w:val="DefaultParagraphFont"/>
     <w:link w:val="Subtitle"/>
@@ -2684,7 +3584,7 @@
       <w:color w:val="404040" w:themeColor="text1" w:themeTint="BF"/>
     </w:rPr>
   </w:style>
-  <w:style w:type="character" w:styleId="QuoteChar" w:customStyle="1">
+  <w:style w:type="character" w:customStyle="1" w:styleId="QuoteChar">
     <w:name w:val="Quote Char"/>
     <w:basedOn w:val="DefaultParagraphFont"/>
     <w:link w:val="Quote"/>
@@ -2729,8 +3629,8 @@
     <w:rsid w:val="00010D36"/>
     <w:pPr>
       <w:pBdr>
-        <w:top w:val="single" w:color="0F4761" w:themeColor="accent1" w:themeShade="BF" w:sz="4" w:space="10"/>
-        <w:bottom w:val="single" w:color="0F4761" w:themeColor="accent1" w:themeShade="BF" w:sz="4" w:space="10"/>
+        <w:top w:val="single" w:sz="4" w:space="10" w:color="0F4761" w:themeColor="accent1" w:themeShade="BF"/>
+        <w:bottom w:val="single" w:sz="4" w:space="10" w:color="0F4761" w:themeColor="accent1" w:themeShade="BF"/>
       </w:pBdr>
       <w:spacing w:before="360" w:after="360"/>
       <w:ind w:left="864" w:right="864"/>
@@ -2742,7 +3642,7 @@
       <w:color w:val="0F4761" w:themeColor="accent1" w:themeShade="BF"/>
     </w:rPr>
   </w:style>
-  <w:style w:type="character" w:styleId="IntenseQuoteChar" w:customStyle="1">
+  <w:style w:type="character" w:customStyle="1" w:styleId="IntenseQuoteChar">
     <w:name w:val="Intense Quote Char"/>
     <w:basedOn w:val="DefaultParagraphFont"/>
     <w:link w:val="IntenseQuote"/>
@@ -2801,20 +3701,32 @@
     </w:pPr>
     <w:tblPr>
       <w:tblBorders>
-        <w:top w:val="single" w:color="auto" w:sz="4" w:space="0"/>
-        <w:left w:val="single" w:color="auto" w:sz="4" w:space="0"/>
-        <w:bottom w:val="single" w:color="auto" w:sz="4" w:space="0"/>
-        <w:right w:val="single" w:color="auto" w:sz="4" w:space="0"/>
-        <w:insideH w:val="single" w:color="auto" w:sz="4" w:space="0"/>
-        <w:insideV w:val="single" w:color="auto" w:sz="4" w:space="0"/>
+        <w:top w:val="single" w:sz="4" w:space="0" w:color="auto"/>
+        <w:left w:val="single" w:sz="4" w:space="0" w:color="auto"/>
+        <w:bottom w:val="single" w:sz="4" w:space="0" w:color="auto"/>
+        <w:right w:val="single" w:sz="4" w:space="0" w:color="auto"/>
+        <w:insideH w:val="single" w:sz="4" w:space="0" w:color="auto"/>
+        <w:insideV w:val="single" w:sz="4" w:space="0" w:color="auto"/>
       </w:tblBorders>
     </w:tblPr>
+  </w:style>
+  <w:style w:type="character" w:styleId="FollowedHyperlink">
+    <w:name w:val="FollowedHyperlink"/>
+    <w:basedOn w:val="DefaultParagraphFont"/>
+    <w:uiPriority w:val="99"/>
+    <w:semiHidden/>
+    <w:unhideWhenUsed/>
+    <w:rsid w:val="005E6D73"/>
+    <w:rPr>
+      <w:color w:val="96607D" w:themeColor="followedHyperlink"/>
+      <w:u w:val="single"/>
+    </w:rPr>
   </w:style>
 </w:styles>
 </file>
 
 <file path=word/theme/theme1.xml><?xml version="1.0" encoding="utf-8"?>
-<a:theme xmlns:a="http://schemas.openxmlformats.org/drawingml/2006/main" xmlns:thm15="http://schemas.microsoft.com/office/thememl/2012/main" name="Office Theme">
+<a:theme xmlns:a="http://schemas.openxmlformats.org/drawingml/2006/main" name="Office Theme">
   <a:themeElements>
     <a:clrScheme name="Office">
       <a:dk1>
@@ -3129,6 +4041,26 @@
 </file>
 
 <file path=customXml/item1.xml><?xml version="1.0" encoding="utf-8"?>
+<p:properties xmlns:p="http://schemas.microsoft.com/office/2006/metadata/properties" xmlns:xsi="http://www.w3.org/2001/XMLSchema-instance" xmlns:pc="http://schemas.microsoft.com/office/infopath/2007/PartnerControls">
+  <documentManagement>
+    <TaxCatchAll xmlns="76301635-9239-4c63-b7c3-1485db98b457" xsi:nil="true"/>
+    <lcf76f155ced4ddcb4097134ff3c332f xmlns="caee7eb6-6dd4-45c1-9e8a-babddf390f35">
+      <Terms xmlns="http://schemas.microsoft.com/office/infopath/2007/PartnerControls"/>
+    </lcf76f155ced4ddcb4097134ff3c332f>
+  </documentManagement>
+</p:properties>
+</file>
+
+<file path=customXml/item2.xml><?xml version="1.0" encoding="utf-8"?>
+<?mso-contentType ?>
+<FormTemplates xmlns="http://schemas.microsoft.com/sharepoint/v3/contenttype/forms">
+  <Display>DocumentLibraryForm</Display>
+  <Edit>DocumentLibraryForm</Edit>
+  <New>DocumentLibraryForm</New>
+</FormTemplates>
+</file>
+
+<file path=customXml/item3.xml><?xml version="1.0" encoding="utf-8"?>
 <ct:contentTypeSchema xmlns:ct="http://schemas.microsoft.com/office/2006/metadata/contentType" xmlns:ma="http://schemas.microsoft.com/office/2006/metadata/properties/metaAttributes" ct:_="" ma:_="" ma:contentTypeName="Document" ma:contentTypeID="0x0101002A361625FF487C4CA3EA5191E57B8C6D" ma:contentTypeVersion="10" ma:contentTypeDescription="Create a new document." ma:contentTypeScope="" ma:versionID="460a0a69af9734aeff2026eb69990c75">
   <xsd:schema xmlns:xsd="http://www.w3.org/2001/XMLSchema" xmlns:xs="http://www.w3.org/2001/XMLSchema" xmlns:p="http://schemas.microsoft.com/office/2006/metadata/properties" xmlns:ns2="caee7eb6-6dd4-45c1-9e8a-babddf390f35" xmlns:ns3="76301635-9239-4c63-b7c3-1485db98b457" targetNamespace="http://schemas.microsoft.com/office/2006/metadata/properties" ma:root="true" ma:fieldsID="df81253d5c86e2f07a84be4452311541" ns2:_="" ns3:_="">
     <xsd:import namespace="caee7eb6-6dd4-45c1-9e8a-babddf390f35"/>
@@ -3315,34 +4247,40 @@
 </ct:contentTypeSchema>
 </file>
 
-<file path=customXml/item2.xml><?xml version="1.0" encoding="utf-8"?>
-<?mso-contentType ?>
-<FormTemplates xmlns="http://schemas.microsoft.com/sharepoint/v3/contenttype/forms">
-  <Display>DocumentLibraryForm</Display>
-  <Edit>DocumentLibraryForm</Edit>
-  <New>DocumentLibraryForm</New>
-</FormTemplates>
-</file>
-
-<file path=customXml/item3.xml><?xml version="1.0" encoding="utf-8"?>
-<p:properties xmlns:p="http://schemas.microsoft.com/office/2006/metadata/properties" xmlns:xsi="http://www.w3.org/2001/XMLSchema-instance" xmlns:pc="http://schemas.microsoft.com/office/infopath/2007/PartnerControls">
-  <documentManagement>
-    <TaxCatchAll xmlns="76301635-9239-4c63-b7c3-1485db98b457" xsi:nil="true"/>
-    <lcf76f155ced4ddcb4097134ff3c332f xmlns="caee7eb6-6dd4-45c1-9e8a-babddf390f35">
-      <Terms xmlns="http://schemas.microsoft.com/office/infopath/2007/PartnerControls"/>
-    </lcf76f155ced4ddcb4097134ff3c332f>
-  </documentManagement>
-</p:properties>
-</file>
-
 <file path=customXml/itemProps1.xml><?xml version="1.0" encoding="utf-8"?>
-<ds:datastoreItem xmlns:ds="http://schemas.openxmlformats.org/officeDocument/2006/customXml" ds:itemID="{CA84680B-EADD-4150-AEDF-CAA5335595FA}"/>
+<ds:datastoreItem xmlns:ds="http://schemas.openxmlformats.org/officeDocument/2006/customXml" ds:itemID="{F5914588-E53C-4630-AC3C-554394DD0297}">
+  <ds:schemaRefs>
+    <ds:schemaRef ds:uri="http://schemas.microsoft.com/office/2006/metadata/properties"/>
+    <ds:schemaRef ds:uri="http://schemas.microsoft.com/office/infopath/2007/PartnerControls"/>
+    <ds:schemaRef ds:uri="76301635-9239-4c63-b7c3-1485db98b457"/>
+    <ds:schemaRef ds:uri="caee7eb6-6dd4-45c1-9e8a-babddf390f35"/>
+  </ds:schemaRefs>
+</ds:datastoreItem>
 </file>
 
 <file path=customXml/itemProps2.xml><?xml version="1.0" encoding="utf-8"?>
-<ds:datastoreItem xmlns:ds="http://schemas.openxmlformats.org/officeDocument/2006/customXml" ds:itemID="{A5A7F1FD-CE26-4C6E-80B9-F7C0DA317E9C}"/>
+<ds:datastoreItem xmlns:ds="http://schemas.openxmlformats.org/officeDocument/2006/customXml" ds:itemID="{A5A7F1FD-CE26-4C6E-80B9-F7C0DA317E9C}">
+  <ds:schemaRefs>
+    <ds:schemaRef ds:uri="http://schemas.microsoft.com/sharepoint/v3/contenttype/forms"/>
+  </ds:schemaRefs>
+</ds:datastoreItem>
 </file>
 
 <file path=customXml/itemProps3.xml><?xml version="1.0" encoding="utf-8"?>
-<ds:datastoreItem xmlns:ds="http://schemas.openxmlformats.org/officeDocument/2006/customXml" ds:itemID="{F5914588-E53C-4630-AC3C-554394DD0297}"/>
+<ds:datastoreItem xmlns:ds="http://schemas.openxmlformats.org/officeDocument/2006/customXml" ds:itemID="{CA84680B-EADD-4150-AEDF-CAA5335595FA}">
+  <ds:schemaRefs>
+    <ds:schemaRef ds:uri="http://schemas.microsoft.com/office/2006/metadata/contentType"/>
+    <ds:schemaRef ds:uri="http://schemas.microsoft.com/office/2006/metadata/properties/metaAttributes"/>
+    <ds:schemaRef ds:uri="http://www.w3.org/2001/XMLSchema"/>
+    <ds:schemaRef ds:uri="http://schemas.microsoft.com/office/2006/metadata/properties"/>
+    <ds:schemaRef ds:uri="caee7eb6-6dd4-45c1-9e8a-babddf390f35"/>
+    <ds:schemaRef ds:uri="76301635-9239-4c63-b7c3-1485db98b457"/>
+    <ds:schemaRef ds:uri="http://schemas.microsoft.com/office/2006/documentManagement/types"/>
+    <ds:schemaRef ds:uri="http://schemas.microsoft.com/office/infopath/2007/PartnerControls"/>
+    <ds:schemaRef ds:uri="http://schemas.openxmlformats.org/package/2006/metadata/core-properties"/>
+    <ds:schemaRef ds:uri="http://purl.org/dc/elements/1.1/"/>
+    <ds:schemaRef ds:uri="http://purl.org/dc/terms/"/>
+    <ds:schemaRef ds:uri="http://schemas.microsoft.com/internal/obd"/>
+  </ds:schemaRefs>
+</ds:datastoreItem>
 </file>
--- a/Evidence/[Validation] PWA service worker when the start page is reached through a redirect.docx
+++ b/Evidence/[Validation] PWA service worker when the start page is reached through a redirect.docx
@@ -619,19 +619,7 @@
                 <w:rPr>
                   <w:rStyle w:val="Hyperlink"/>
                 </w:rPr>
-                <w:t>-redirect-validation/Evidence/No console message.png at main · karmeg</w:t>
-              </w:r>
-              <w:r>
-                <w:rPr>
-                  <w:rStyle w:val="Hyperlink"/>
-                </w:rPr>
-                <w:t>a</w:t>
-              </w:r>
-              <w:r>
-                <w:rPr>
-                  <w:rStyle w:val="Hyperlink"/>
-                </w:rPr>
-                <w:t>ms02/</w:t>
+                <w:t>-redirect-validation/Evidence/No console message.png at main · karmegams02/</w:t>
               </w:r>
               <w:proofErr w:type="spellStart"/>
               <w:r>
@@ -1136,7 +1124,11 @@
           <w:tcPr>
             <w:tcW w:w="683" w:type="dxa"/>
           </w:tcPr>
-          <w:p/>
+          <w:p>
+            <w:r>
+              <w:t>pass</w:t>
+            </w:r>
+          </w:p>
         </w:tc>
         <w:tc>
           <w:tcPr>
@@ -1148,18 +1140,7 @@
                 <w:rPr>
                   <w:rStyle w:val="Hyperlink"/>
                 </w:rPr>
-                <w:t>Publish test 1.png</w:t>
-              </w:r>
-            </w:hyperlink>
-            <w:r>
-              <w:t xml:space="preserve"> and </w:t>
-            </w:r>
-            <w:hyperlink r:id="rId24" w:history="1">
-              <w:r>
-                <w:rPr>
-                  <w:rStyle w:val="Hyperlink"/>
-                </w:rPr>
-                <w:t>Publish Test 2.png</w:t>
+                <w:t>New publication is picked up.zip</w:t>
               </w:r>
             </w:hyperlink>
           </w:p>
@@ -1191,25 +1172,29 @@
           <w:tcPr>
             <w:tcW w:w="683" w:type="dxa"/>
           </w:tcPr>
-          <w:p/>
+          <w:p>
+            <w:r>
+              <w:t>pass</w:t>
+            </w:r>
+          </w:p>
         </w:tc>
         <w:tc>
           <w:tcPr>
             <w:tcW w:w="5634" w:type="dxa"/>
           </w:tcPr>
           <w:p>
+            <w:hyperlink r:id="rId24" w:history="1">
+              <w:r>
+                <w:rPr>
+                  <w:rStyle w:val="Hyperlink"/>
+                </w:rPr>
+                <w:t>EdgeBrowserTest.png</w:t>
+              </w:r>
+            </w:hyperlink>
+            <w:r>
+              <w:t xml:space="preserve"> and </w:t>
+            </w:r>
             <w:hyperlink r:id="rId25" w:history="1">
-              <w:r>
-                <w:rPr>
-                  <w:rStyle w:val="Hyperlink"/>
-                </w:rPr>
-                <w:t>EdgeBrowserTest.png</w:t>
-              </w:r>
-            </w:hyperlink>
-            <w:r>
-              <w:t xml:space="preserve"> and </w:t>
-            </w:r>
-            <w:hyperlink r:id="rId26" w:history="1">
               <w:r>
                 <w:rPr>
                   <w:rStyle w:val="Hyperlink"/>
@@ -1234,7 +1219,7 @@
       <w:r>
         <w:t xml:space="preserve"> </w:t>
       </w:r>
-      <w:hyperlink r:id="rId27" w:history="1">
+      <w:hyperlink r:id="rId26" w:history="1">
         <w:r>
           <w:rPr>
             <w:b/>
@@ -1312,7 +1297,7 @@
         </w:rPr>
         <w:t xml:space="preserve">NET 11 testing ensured: </w:t>
       </w:r>
-      <w:hyperlink r:id="rId28" w:history="1">
+      <w:hyperlink r:id="rId27" w:history="1">
         <w:proofErr w:type="spellStart"/>
         <w:r>
           <w:rPr>
@@ -4052,15 +4037,6 @@
 </file>
 
 <file path=customXml/item2.xml><?xml version="1.0" encoding="utf-8"?>
-<?mso-contentType ?>
-<FormTemplates xmlns="http://schemas.microsoft.com/sharepoint/v3/contenttype/forms">
-  <Display>DocumentLibraryForm</Display>
-  <Edit>DocumentLibraryForm</Edit>
-  <New>DocumentLibraryForm</New>
-</FormTemplates>
-</file>
-
-<file path=customXml/item3.xml><?xml version="1.0" encoding="utf-8"?>
 <ct:contentTypeSchema xmlns:ct="http://schemas.microsoft.com/office/2006/metadata/contentType" xmlns:ma="http://schemas.microsoft.com/office/2006/metadata/properties/metaAttributes" ct:_="" ma:_="" ma:contentTypeName="Document" ma:contentTypeID="0x0101002A361625FF487C4CA3EA5191E57B8C6D" ma:contentTypeVersion="10" ma:contentTypeDescription="Create a new document." ma:contentTypeScope="" ma:versionID="460a0a69af9734aeff2026eb69990c75">
   <xsd:schema xmlns:xsd="http://www.w3.org/2001/XMLSchema" xmlns:xs="http://www.w3.org/2001/XMLSchema" xmlns:p="http://schemas.microsoft.com/office/2006/metadata/properties" xmlns:ns2="caee7eb6-6dd4-45c1-9e8a-babddf390f35" xmlns:ns3="76301635-9239-4c63-b7c3-1485db98b457" targetNamespace="http://schemas.microsoft.com/office/2006/metadata/properties" ma:root="true" ma:fieldsID="df81253d5c86e2f07a84be4452311541" ns2:_="" ns3:_="">
     <xsd:import namespace="caee7eb6-6dd4-45c1-9e8a-babddf390f35"/>
@@ -4247,6 +4223,15 @@
 </ct:contentTypeSchema>
 </file>
 
+<file path=customXml/item3.xml><?xml version="1.0" encoding="utf-8"?>
+<?mso-contentType ?>
+<FormTemplates xmlns="http://schemas.microsoft.com/sharepoint/v3/contenttype/forms">
+  <Display>DocumentLibraryForm</Display>
+  <Edit>DocumentLibraryForm</Edit>
+  <New>DocumentLibraryForm</New>
+</FormTemplates>
+</file>
+
 <file path=customXml/itemProps1.xml><?xml version="1.0" encoding="utf-8"?>
 <ds:datastoreItem xmlns:ds="http://schemas.openxmlformats.org/officeDocument/2006/customXml" ds:itemID="{F5914588-E53C-4630-AC3C-554394DD0297}">
   <ds:schemaRefs>
@@ -4259,14 +4244,6 @@
 </file>
 
 <file path=customXml/itemProps2.xml><?xml version="1.0" encoding="utf-8"?>
-<ds:datastoreItem xmlns:ds="http://schemas.openxmlformats.org/officeDocument/2006/customXml" ds:itemID="{A5A7F1FD-CE26-4C6E-80B9-F7C0DA317E9C}">
-  <ds:schemaRefs>
-    <ds:schemaRef ds:uri="http://schemas.microsoft.com/sharepoint/v3/contenttype/forms"/>
-  </ds:schemaRefs>
-</ds:datastoreItem>
-</file>
-
-<file path=customXml/itemProps3.xml><?xml version="1.0" encoding="utf-8"?>
 <ds:datastoreItem xmlns:ds="http://schemas.openxmlformats.org/officeDocument/2006/customXml" ds:itemID="{CA84680B-EADD-4150-AEDF-CAA5335595FA}">
   <ds:schemaRefs>
     <ds:schemaRef ds:uri="http://schemas.microsoft.com/office/2006/metadata/contentType"/>
@@ -4283,4 +4260,12 @@
     <ds:schemaRef ds:uri="http://schemas.microsoft.com/internal/obd"/>
   </ds:schemaRefs>
 </ds:datastoreItem>
+</file>
+
+<file path=customXml/itemProps3.xml><?xml version="1.0" encoding="utf-8"?>
+<ds:datastoreItem xmlns:ds="http://schemas.openxmlformats.org/officeDocument/2006/customXml" ds:itemID="{A5A7F1FD-CE26-4C6E-80B9-F7C0DA317E9C}">
+  <ds:schemaRefs>
+    <ds:schemaRef ds:uri="http://schemas.microsoft.com/sharepoint/v3/contenttype/forms"/>
+  </ds:schemaRefs>
+</ds:datastoreItem>
 </file>
--- a/Evidence/[Validation] PWA service worker when the start page is reached through a redirect.docx
+++ b/Evidence/[Validation] PWA service worker when the start page is reached through a redirect.docx
@@ -248,10 +248,10 @@
         <w:tblLook w:val="04A0" w:firstRow="1" w:lastRow="0" w:firstColumn="1" w:lastColumn="0" w:noHBand="0" w:noVBand="1"/>
       </w:tblPr>
       <w:tblGrid>
-        <w:gridCol w:w="742"/>
-        <w:gridCol w:w="3595"/>
-        <w:gridCol w:w="917"/>
-        <w:gridCol w:w="4096"/>
+        <w:gridCol w:w="715"/>
+        <w:gridCol w:w="3421"/>
+        <w:gridCol w:w="881"/>
+        <w:gridCol w:w="4333"/>
       </w:tblGrid>
       <w:tr>
         <w:tc>
@@ -451,6 +451,7 @@
           </w:tcPr>
           <w:p>
             <w:r>
+              <w:lastRenderedPageBreak/>
               <w:t>2</w:t>
             </w:r>
           </w:p>
@@ -472,7 +473,6 @@
           </w:tcPr>
           <w:p>
             <w:r>
-              <w:lastRenderedPageBreak/>
               <w:t>pass</w:t>
             </w:r>
           </w:p>
@@ -509,14 +509,7 @@
                 <w:rPr>
                   <w:rStyle w:val="Hyperlink"/>
                 </w:rPr>
-                <w:t xml:space="preserve">-redirect-validation/Evidence/Online reload serves.png at main · </w:t>
-              </w:r>
-              <w:r>
-                <w:rPr>
-                  <w:rStyle w:val="Hyperlink"/>
-                </w:rPr>
-                <w:lastRenderedPageBreak/>
-                <w:t>karmegams02/</w:t>
+                <w:t>-redirect-validation/Evidence/Online reload serves.png at main · karmegams02/</w:t>
               </w:r>
               <w:proofErr w:type="spellStart"/>
               <w:r>
@@ -557,7 +550,6 @@
           </w:tcPr>
           <w:p>
             <w:r>
-              <w:lastRenderedPageBreak/>
               <w:t>3</w:t>
             </w:r>
           </w:p>
@@ -1163,7 +1155,11 @@
           </w:tcPr>
           <w:p>
             <w:r>
-              <w:t>No differences are expected between browsers. If one browser serves the app and another shows an error page, that is a finding.</w:t>
+              <w:t xml:space="preserve">No differences are expected between browsers. If one </w:t>
+            </w:r>
+            <w:r>
+              <w:lastRenderedPageBreak/>
+              <w:t>browser serves the app and another shows an error page, that is a finding.</w:t>
             </w:r>
           </w:p>
           <w:p/>
@@ -1174,6 +1170,7 @@
           </w:tcPr>
           <w:p>
             <w:r>
+              <w:lastRenderedPageBreak/>
               <w:t>pass</w:t>
             </w:r>
           </w:p>
@@ -1184,24 +1181,38 @@
           </w:tcPr>
           <w:p>
             <w:hyperlink r:id="rId24" w:history="1">
-              <w:r>
-                <w:rPr>
-                  <w:rStyle w:val="Hyperlink"/>
-                </w:rPr>
-                <w:t>EdgeBrowserTest.png</w:t>
-              </w:r>
+              <w:proofErr w:type="spellStart"/>
+              <w:r>
+                <w:rPr>
+                  <w:rStyle w:val="Hyperlink"/>
+                </w:rPr>
+                <w:t>EdgeBrowserTest</w:t>
+              </w:r>
+              <w:proofErr w:type="spellEnd"/>
             </w:hyperlink>
             <w:r>
-              <w:t xml:space="preserve"> and </w:t>
-            </w:r>
-            <w:hyperlink r:id="rId25" w:history="1">
-              <w:r>
-                <w:rPr>
-                  <w:rStyle w:val="Hyperlink"/>
-                </w:rPr>
-                <w:t>ChromeBrowserTest.png</w:t>
-              </w:r>
-            </w:hyperlink>
+              <w:t> and </w:t>
+            </w:r>
+            <w:proofErr w:type="spellStart"/>
+            <w:r>
+              <w:fldChar w:fldCharType="begin"/>
+            </w:r>
+            <w:r>
+              <w:instrText>HYPERLINK "https://github.com/karmegams02/blazor-pwa-redirect-validation/blob/main/Evidence/ChromeBrowserTest.mp4"</w:instrText>
+            </w:r>
+            <w:r>
+              <w:fldChar w:fldCharType="separate"/>
+            </w:r>
+            <w:r>
+              <w:rPr>
+                <w:rStyle w:val="Hyperlink"/>
+              </w:rPr>
+              <w:t>ChromeBrowserTest</w:t>
+            </w:r>
+            <w:proofErr w:type="spellEnd"/>
+            <w:r>
+              <w:fldChar w:fldCharType="end"/>
+            </w:r>
           </w:p>
         </w:tc>
       </w:tr>
@@ -1209,150 +1220,92 @@
     <w:p/>
     <w:p/>
     <w:p>
+      <w:pPr>
+        <w:rPr>
+          <w:b/>
+          <w:bCs/>
+        </w:rPr>
+      </w:pPr>
       <w:r>
         <w:rPr>
           <w:b/>
           <w:bCs/>
         </w:rPr>
-        <w:t>NET 10</w:t>
+        <w:t>Supporting Evidence</w:t>
       </w:r>
-      <w:r>
-        <w:t xml:space="preserve"> </w:t>
-      </w:r>
-      <w:hyperlink r:id="rId26" w:history="1">
-        <w:r>
-          <w:rPr>
-            <w:b/>
-            <w:bCs/>
-          </w:rPr>
-          <w:t>Issue replication demo:</w:t>
-        </w:r>
-        <w:r>
-          <w:t xml:space="preserve"> </w:t>
-        </w:r>
-        <w:proofErr w:type="spellStart"/>
-        <w:r>
-          <w:rPr>
-            <w:rStyle w:val="Hyperlink"/>
-          </w:rPr>
-          <w:t>blazor</w:t>
-        </w:r>
-        <w:proofErr w:type="spellEnd"/>
-        <w:r>
-          <w:rPr>
-            <w:rStyle w:val="Hyperlink"/>
-          </w:rPr>
-          <w:t>-</w:t>
-        </w:r>
-        <w:proofErr w:type="spellStart"/>
-        <w:r>
-          <w:rPr>
-            <w:rStyle w:val="Hyperlink"/>
-          </w:rPr>
-          <w:t>pwa</w:t>
-        </w:r>
-        <w:proofErr w:type="spellEnd"/>
-        <w:r>
-          <w:rPr>
-            <w:rStyle w:val="Hyperlink"/>
-          </w:rPr>
-          <w:t>-redirect-validation/Evidence/NET 10 Issue replication.zip at main · karmegams02/</w:t>
-        </w:r>
-        <w:proofErr w:type="spellStart"/>
-        <w:r>
-          <w:rPr>
-            <w:rStyle w:val="Hyperlink"/>
-          </w:rPr>
-          <w:t>blazor</w:t>
-        </w:r>
-        <w:proofErr w:type="spellEnd"/>
-        <w:r>
-          <w:rPr>
-            <w:rStyle w:val="Hyperlink"/>
-          </w:rPr>
-          <w:t>-</w:t>
-        </w:r>
-        <w:proofErr w:type="spellStart"/>
-        <w:r>
-          <w:rPr>
-            <w:rStyle w:val="Hyperlink"/>
-          </w:rPr>
-          <w:t>pwa</w:t>
-        </w:r>
-        <w:proofErr w:type="spellEnd"/>
-        <w:r>
-          <w:rPr>
-            <w:rStyle w:val="Hyperlink"/>
-          </w:rPr>
-          <w:t>-redirect-validation · GitHub</w:t>
-        </w:r>
-      </w:hyperlink>
     </w:p>
-    <w:p/>
     <w:p>
+      <w:pPr>
+        <w:rPr>
+          <w:b/>
+          <w:bCs/>
+        </w:rPr>
+      </w:pPr>
       <w:r>
         <w:rPr>
           <w:b/>
           <w:bCs/>
         </w:rPr>
-        <w:t xml:space="preserve">NET 11 testing ensured: </w:t>
+        <w:t xml:space="preserve">.NET 10 Issue Reproduction </w:t>
       </w:r>
-      <w:hyperlink r:id="rId27" w:history="1">
-        <w:proofErr w:type="spellStart"/>
+      <w:proofErr w:type="gramStart"/>
+      <w:r>
+        <w:rPr>
+          <w:b/>
+          <w:bCs/>
+        </w:rPr>
+        <w:t>Video :</w:t>
+      </w:r>
+      <w:proofErr w:type="gramEnd"/>
+      <w:r>
+        <w:rPr>
+          <w:b/>
+          <w:bCs/>
+        </w:rPr>
+        <w:t> </w:t>
+      </w:r>
+      <w:hyperlink r:id="rId25" w:history="1">
         <w:r>
           <w:rPr>
             <w:rStyle w:val="Hyperlink"/>
+            <w:b/>
+            <w:bCs/>
           </w:rPr>
-          <w:t>blazor</w:t>
+          <w:t>NET 10 Issue replication</w:t>
         </w:r>
-        <w:proofErr w:type="spellEnd"/>
+      </w:hyperlink>
+      <w:r>
+        <w:rPr>
+          <w:b/>
+          <w:bCs/>
+        </w:rPr>
+        <w:br/>
+        <w:t xml:space="preserve">.NET 11 Validation </w:t>
+      </w:r>
+      <w:proofErr w:type="gramStart"/>
+      <w:r>
+        <w:rPr>
+          <w:b/>
+          <w:bCs/>
+        </w:rPr>
+        <w:t>Video :</w:t>
+      </w:r>
+      <w:proofErr w:type="gramEnd"/>
+      <w:r>
+        <w:rPr>
+          <w:b/>
+          <w:bCs/>
+        </w:rPr>
+        <w:t> </w:t>
+      </w:r>
+      <w:hyperlink r:id="rId26" w:history="1">
         <w:r>
           <w:rPr>
             <w:rStyle w:val="Hyperlink"/>
+            <w:b/>
+            <w:bCs/>
           </w:rPr>
-          <w:t>-</w:t>
-        </w:r>
-        <w:proofErr w:type="spellStart"/>
-        <w:r>
-          <w:rPr>
-            <w:rStyle w:val="Hyperlink"/>
-          </w:rPr>
-          <w:t>pwa</w:t>
-        </w:r>
-        <w:proofErr w:type="spellEnd"/>
-        <w:r>
-          <w:rPr>
-            <w:rStyle w:val="Hyperlink"/>
-          </w:rPr>
-          <w:t>-redirect-validation/Evidence/NET 11 PWA Service worker test.zip at main · karmegams02/</w:t>
-        </w:r>
-        <w:proofErr w:type="spellStart"/>
-        <w:r>
-          <w:rPr>
-            <w:rStyle w:val="Hyperlink"/>
-          </w:rPr>
-          <w:t>blazor</w:t>
-        </w:r>
-        <w:proofErr w:type="spellEnd"/>
-        <w:r>
-          <w:rPr>
-            <w:rStyle w:val="Hyperlink"/>
-          </w:rPr>
-          <w:t>-</w:t>
-        </w:r>
-        <w:proofErr w:type="spellStart"/>
-        <w:r>
-          <w:rPr>
-            <w:rStyle w:val="Hyperlink"/>
-          </w:rPr>
-          <w:t>pwa</w:t>
-        </w:r>
-        <w:proofErr w:type="spellEnd"/>
-        <w:r>
-          <w:rPr>
-            <w:rStyle w:val="Hyperlink"/>
-          </w:rPr>
-          <w:t>-redirect-validation · GitHub</w:t>
+          <w:t>NET 11 PWA Service worker test</w:t>
         </w:r>
       </w:hyperlink>
     </w:p>
@@ -4037,6 +3990,15 @@
 </file>
 
 <file path=customXml/item2.xml><?xml version="1.0" encoding="utf-8"?>
+<?mso-contentType ?>
+<FormTemplates xmlns="http://schemas.microsoft.com/sharepoint/v3/contenttype/forms">
+  <Display>DocumentLibraryForm</Display>
+  <Edit>DocumentLibraryForm</Edit>
+  <New>DocumentLibraryForm</New>
+</FormTemplates>
+</file>
+
+<file path=customXml/item3.xml><?xml version="1.0" encoding="utf-8"?>
 <ct:contentTypeSchema xmlns:ct="http://schemas.microsoft.com/office/2006/metadata/contentType" xmlns:ma="http://schemas.microsoft.com/office/2006/metadata/properties/metaAttributes" ct:_="" ma:_="" ma:contentTypeName="Document" ma:contentTypeID="0x0101002A361625FF487C4CA3EA5191E57B8C6D" ma:contentTypeVersion="10" ma:contentTypeDescription="Create a new document." ma:contentTypeScope="" ma:versionID="460a0a69af9734aeff2026eb69990c75">
   <xsd:schema xmlns:xsd="http://www.w3.org/2001/XMLSchema" xmlns:xs="http://www.w3.org/2001/XMLSchema" xmlns:p="http://schemas.microsoft.com/office/2006/metadata/properties" xmlns:ns2="caee7eb6-6dd4-45c1-9e8a-babddf390f35" xmlns:ns3="76301635-9239-4c63-b7c3-1485db98b457" targetNamespace="http://schemas.microsoft.com/office/2006/metadata/properties" ma:root="true" ma:fieldsID="df81253d5c86e2f07a84be4452311541" ns2:_="" ns3:_="">
     <xsd:import namespace="caee7eb6-6dd4-45c1-9e8a-babddf390f35"/>
@@ -4223,15 +4185,6 @@
 </ct:contentTypeSchema>
 </file>
 
-<file path=customXml/item3.xml><?xml version="1.0" encoding="utf-8"?>
-<?mso-contentType ?>
-<FormTemplates xmlns="http://schemas.microsoft.com/sharepoint/v3/contenttype/forms">
-  <Display>DocumentLibraryForm</Display>
-  <Edit>DocumentLibraryForm</Edit>
-  <New>DocumentLibraryForm</New>
-</FormTemplates>
-</file>
-
 <file path=customXml/itemProps1.xml><?xml version="1.0" encoding="utf-8"?>
 <ds:datastoreItem xmlns:ds="http://schemas.openxmlformats.org/officeDocument/2006/customXml" ds:itemID="{F5914588-E53C-4630-AC3C-554394DD0297}">
   <ds:schemaRefs>
@@ -4244,6 +4197,14 @@
 </file>
 
 <file path=customXml/itemProps2.xml><?xml version="1.0" encoding="utf-8"?>
+<ds:datastoreItem xmlns:ds="http://schemas.openxmlformats.org/officeDocument/2006/customXml" ds:itemID="{A5A7F1FD-CE26-4C6E-80B9-F7C0DA317E9C}">
+  <ds:schemaRefs>
+    <ds:schemaRef ds:uri="http://schemas.microsoft.com/sharepoint/v3/contenttype/forms"/>
+  </ds:schemaRefs>
+</ds:datastoreItem>
+</file>
+
+<file path=customXml/itemProps3.xml><?xml version="1.0" encoding="utf-8"?>
 <ds:datastoreItem xmlns:ds="http://schemas.openxmlformats.org/officeDocument/2006/customXml" ds:itemID="{CA84680B-EADD-4150-AEDF-CAA5335595FA}">
   <ds:schemaRefs>
     <ds:schemaRef ds:uri="http://schemas.microsoft.com/office/2006/metadata/contentType"/>
@@ -4260,12 +4221,4 @@
     <ds:schemaRef ds:uri="http://schemas.microsoft.com/internal/obd"/>
   </ds:schemaRefs>
 </ds:datastoreItem>
-</file>
-
-<file path=customXml/itemProps3.xml><?xml version="1.0" encoding="utf-8"?>
-<ds:datastoreItem xmlns:ds="http://schemas.openxmlformats.org/officeDocument/2006/customXml" ds:itemID="{A5A7F1FD-CE26-4C6E-80B9-F7C0DA317E9C}">
-  <ds:schemaRefs>
-    <ds:schemaRef ds:uri="http://schemas.microsoft.com/sharepoint/v3/contenttype/forms"/>
-  </ds:schemaRefs>
-</ds:datastoreItem>
 </file>